--- a/docs/Fraud360-Integration-Handshaking-Spec.docx
+++ b/docs/Fraud360-Integration-Handshaking-Spec.docx
@@ -159,7 +159,7 @@
           <w:sz w:val="18"/>
           <w:szCs w:val="18"/>
         </w:rPr>
-        <w:t xml:space="preserve">Version 1.1  ·  17 August 2026</w:t>
+        <w:t>Version 1.3  ·  2 October 2026</w:t>
       </w:r>
     </w:p>
     <w:p>
@@ -366,7 +366,7 @@
                 <w:sz w:val="18"/>
                 <w:szCs w:val="18"/>
               </w:rPr>
-              <w:t xml:space="preserve">1.1</w:t>
+              <w:t>1.3</w:t>
             </w:r>
           </w:p>
         </w:tc>
@@ -1129,6 +1129,38 @@
           <w:szCs w:val="21"/>
         </w:rPr>
         <w:t xml:space="preserve">Appendix C — Contacts and change control</w:t>
+      </w:r>
+    </w:p>
+    <w:p>
+      <w:pPr>
+        <w:spacing w:after="70"/>
+      </w:pPr>
+      <w:r>
+        <w:rPr>
+          <w:rFonts w:ascii="Calibri" w:cs="Calibri" w:eastAsia="Calibri" w:hAnsi="Calibri"/>
+          <w:b/>
+          <w:bCs/>
+          <w:color w:val="1A1A1A"/>
+          <w:sz w:val="21"/>
+          <w:szCs w:val="21"/>
+        </w:rPr>
+        <w:t>Addendum A — Device-posture &amp; behavioural-biometric signals; cheque returns &amp; overdraft/cash-credit breach events (CHN-04/CHN-05, CBS-04/CBS-05)</w:t>
+      </w:r>
+    </w:p>
+    <w:p>
+      <w:pPr>
+        <w:spacing w:after="70"/>
+      </w:pPr>
+      <w:r>
+        <w:rPr>
+          <w:rFonts w:ascii="Calibri" w:cs="Calibri" w:eastAsia="Calibri" w:hAnsi="Calibri"/>
+          <w:b/>
+          <w:bCs/>
+          <w:color w:val="1A1A1A"/>
+          <w:sz w:val="21"/>
+          <w:szCs w:val="21"/>
+        </w:rPr>
+        <w:t>Addendum B — Collateral identity, trade-finance events &amp; repayment due dates (CPT-03 completion; CBS-06/CBS-07/CBS-08)</w:t>
       </w:r>
     </w:p>
     <w:p>
@@ -22218,7 +22250,2828 @@
           </w:p>
         </w:tc>
       </w:tr>
+      <w:tr>
+        <w:tc>
+          <w:tcPr>
+            <w:tcW w:type="dxa" w:w="1400"/>
+            <w:shd w:fill="EAF0FB" w:color="auto" w:val="clear"/>
+            <w:tcMar>
+              <w:top w:type="dxa" w:w="80"/>
+              <w:left w:type="dxa" w:w="110"/>
+              <w:bottom w:type="dxa" w:w="80"/>
+              <w:right w:type="dxa" w:w="110"/>
+            </w:tcMar>
+            <w:vAlign w:val="center"/>
+          </w:tcPr>
+          <w:p>
+            <w:r>
+              <w:rPr>
+                <w:rFonts w:ascii="Calibri" w:cs="Calibri" w:eastAsia="Calibri" w:hAnsi="Calibri"/>
+                <w:sz w:val="18"/>
+                <w:szCs w:val="18"/>
+              </w:rPr>
+              <w:t>1.2</w:t>
+            </w:r>
+          </w:p>
+        </w:tc>
+        <w:tc>
+          <w:tcPr>
+            <w:tcW w:type="dxa" w:w="1800"/>
+            <w:shd w:fill="EAF0FB" w:color="auto" w:val="clear"/>
+            <w:tcMar>
+              <w:top w:type="dxa" w:w="80"/>
+              <w:left w:type="dxa" w:w="110"/>
+              <w:bottom w:type="dxa" w:w="80"/>
+              <w:right w:type="dxa" w:w="110"/>
+            </w:tcMar>
+            <w:vAlign w:val="center"/>
+          </w:tcPr>
+          <w:p>
+            <w:r>
+              <w:rPr>
+                <w:rFonts w:ascii="Calibri" w:cs="Calibri" w:eastAsia="Calibri" w:hAnsi="Calibri"/>
+                <w:sz w:val="18"/>
+                <w:szCs w:val="18"/>
+              </w:rPr>
+              <w:t>29 September 2026</w:t>
+            </w:r>
+          </w:p>
+        </w:tc>
+        <w:tc>
+          <w:tcPr>
+            <w:tcW w:type="dxa" w:w="5950"/>
+            <w:shd w:fill="EAF0FB" w:color="auto" w:val="clear"/>
+            <w:tcMar>
+              <w:top w:type="dxa" w:w="80"/>
+              <w:left w:type="dxa" w:w="110"/>
+              <w:bottom w:type="dxa" w:w="80"/>
+              <w:right w:type="dxa" w:w="110"/>
+            </w:tcMar>
+            <w:vAlign w:val="center"/>
+          </w:tcPr>
+          <w:p>
+            <w:r>
+              <w:rPr>
+                <w:rFonts w:ascii="Calibri" w:cs="Calibri" w:eastAsia="Calibri" w:hAnsi="Calibri"/>
+                <w:sz w:val="18"/>
+                <w:szCs w:val="18"/>
+              </w:rPr>
+              <w:t>Added Addendum A: device_risk_score / behavior_anomaly_score in the §4.2 signals object (CHN-04/CHN-05), and the cheque_return / od_position CBS event kinds in §5.3 (CBS-04/CBS-05). Additive — no breaking change.</w:t>
+            </w:r>
+          </w:p>
+        </w:tc>
+      </w:tr>
+      <w:tr>
+        <w:tc>
+          <w:tcPr>
+            <w:tcW w:type="dxa" w:w="1400"/>
+            <w:shd w:fill="EAF0FB" w:color="auto" w:val="clear"/>
+            <w:tcMar>
+              <w:top w:type="dxa" w:w="80"/>
+              <w:left w:type="dxa" w:w="110"/>
+              <w:bottom w:type="dxa" w:w="80"/>
+              <w:right w:type="dxa" w:w="110"/>
+            </w:tcMar>
+            <w:vAlign w:val="center"/>
+          </w:tcPr>
+          <w:p>
+            <w:r>
+              <w:rPr>
+                <w:rFonts w:ascii="Calibri" w:cs="Calibri" w:eastAsia="Calibri" w:hAnsi="Calibri"/>
+                <w:sz w:val="18"/>
+                <w:szCs w:val="18"/>
+              </w:rPr>
+              <w:t>1.3</w:t>
+            </w:r>
+          </w:p>
+        </w:tc>
+        <w:tc>
+          <w:tcPr>
+            <w:tcW w:type="dxa" w:w="1800"/>
+            <w:shd w:fill="EAF0FB" w:color="auto" w:val="clear"/>
+            <w:tcMar>
+              <w:top w:type="dxa" w:w="80"/>
+              <w:left w:type="dxa" w:w="110"/>
+              <w:bottom w:type="dxa" w:w="80"/>
+              <w:right w:type="dxa" w:w="110"/>
+            </w:tcMar>
+            <w:vAlign w:val="center"/>
+          </w:tcPr>
+          <w:p>
+            <w:r>
+              <w:rPr>
+                <w:rFonts w:ascii="Calibri" w:cs="Calibri" w:eastAsia="Calibri" w:hAnsi="Calibri"/>
+                <w:sz w:val="18"/>
+                <w:szCs w:val="18"/>
+              </w:rPr>
+              <w:t>2 October 2026</w:t>
+            </w:r>
+          </w:p>
+        </w:tc>
+        <w:tc>
+          <w:tcPr>
+            <w:tcW w:type="dxa" w:w="5950"/>
+            <w:shd w:fill="EAF0FB" w:color="auto" w:val="clear"/>
+            <w:tcMar>
+              <w:top w:type="dxa" w:w="80"/>
+              <w:left w:type="dxa" w:w="110"/>
+              <w:bottom w:type="dxa" w:w="80"/>
+              <w:right w:type="dxa" w:w="110"/>
+            </w:tcMar>
+            <w:vAlign w:val="center"/>
+          </w:tcPr>
+          <w:p>
+            <w:r>
+              <w:rPr>
+                <w:rFonts w:ascii="Calibri" w:cs="Calibri" w:eastAsia="Calibri" w:hAnsi="Calibri"/>
+                <w:sz w:val="18"/>
+                <w:szCs w:val="18"/>
+              </w:rPr>
+              <w:t>Added Addendum B: collateral_id / charge_reference optional field on collateral_valuation, completing CPT-03's matching key; bg_lc_event and facility_sanction CBS event kinds (CBS-06/CBS-07); due_date optional field on loan_repayment (CBS-08). Additive — no breaking change.</w:t>
+            </w:r>
+          </w:p>
+        </w:tc>
+      </w:tr>
     </w:tbl>
+    <w:p>
+      <w:r>
+        <w:br w:type="page"/>
+      </w:r>
+    </w:p>
+    <w:p>
+      <w:pPr>
+        <w:pStyle w:val="Heading1"/>
+      </w:pPr>
+      <w:r>
+        <w:rPr>
+          <w:rFonts w:ascii="Calibri" w:hAnsi="Calibri"/>
+          <w:b w:val="0"/>
+          <w:sz w:val="21"/>
+        </w:rPr>
+        <w:t>Addendum A — Device-Posture &amp; Behavioural-Biometric Signals; Cheque Returns &amp; Overdraft/Cash-Credit Breach Events (CHN-04/CHN-05, CBS-04/CBS-05)</w:t>
+      </w:r>
+    </w:p>
+    <w:p>
+      <w:r>
+        <w:rPr>
+          <w:rFonts w:ascii="Calibri" w:hAnsi="Calibri"/>
+          <w:b w:val="0"/>
+          <w:sz w:val="21"/>
+        </w:rPr>
+        <w:t>Added 29 September 2026 (v1.2). Two independent, additive extensions: §4.2's signals object gains two new keys (A.1), and §5.3's event kinds grow from ten to twelve (A.2). No existing field, kind, or response shape changes.</w:t>
+      </w:r>
+    </w:p>
+    <w:p>
+      <w:pPr>
+        <w:pStyle w:val="Heading2"/>
+      </w:pPr>
+      <w:r>
+        <w:rPr>
+          <w:rFonts w:ascii="Calibri" w:hAnsi="Calibri"/>
+          <w:b w:val="0"/>
+          <w:sz w:val="21"/>
+        </w:rPr>
+        <w:t>A.1  Device-Posture &amp; Behavioural-Biometric Signals (CHN-04/CHN-05)</w:t>
+      </w:r>
+    </w:p>
+    <w:p>
+      <w:r>
+        <w:rPr>
+          <w:rFonts w:ascii="Calibri" w:hAnsi="Calibri"/>
+          <w:b w:val="0"/>
+          <w:sz w:val="21"/>
+        </w:rPr>
+        <w:t>Extends §4.2's signals object (POST /decide).</w:t>
+      </w:r>
+    </w:p>
+    <w:tbl>
+      <w:tblPr>
+        <w:tblW w:type="dxa" w:w="9350"/>
+        <w:tblBorders>
+          <w:top w:val="single" w:color="EDF1FA" w:sz="4"/>
+          <w:left w:val="single" w:color="1E2761" w:sz="24"/>
+          <w:bottom w:val="single" w:color="EDF1FA" w:sz="4"/>
+          <w:right w:val="single" w:color="EDF1FA" w:sz="4"/>
+          <w:insideH w:val="none" w:color="EDF1FA" w:sz="0"/>
+          <w:insideV w:val="none" w:color="EDF1FA" w:sz="0"/>
+        </w:tblBorders>
+      </w:tblPr>
+      <w:tblGrid>
+        <w:gridCol w:w="9350"/>
+      </w:tblGrid>
+      <w:tr>
+        <w:tc>
+          <w:tcPr>
+            <w:tcW w:type="dxa" w:w="9350"/>
+            <w:shd w:fill="EDF1FA" w:color="auto" w:val="clear"/>
+            <w:tcMar>
+              <w:top w:type="dxa" w:w="140"/>
+              <w:left w:type="dxa" w:w="220"/>
+              <w:bottom w:type="dxa" w:w="140"/>
+              <w:right w:type="dxa" w:w="220"/>
+            </w:tcMar>
+          </w:tcPr>
+          <w:p>
+            <w:pPr>
+              <w:spacing w:after="60"/>
+            </w:pPr>
+            <w:r>
+              <w:rPr>
+                <w:rFonts w:ascii="Calibri" w:cs="Calibri" w:eastAsia="Calibri" w:hAnsi="Calibri"/>
+                <w:b/>
+                <w:bCs/>
+                <w:color w:val="1E2761"/>
+                <w:sz w:val="19"/>
+                <w:szCs w:val="19"/>
+              </w:rPr>
+              <w:t>Same pattern as risk_signals</w:t>
+            </w:r>
+          </w:p>
+          <w:p>
+            <w:r>
+              <w:rPr>
+                <w:rFonts w:ascii="Calibri" w:cs="Calibri" w:eastAsia="Calibri" w:hAnsi="Calibri"/>
+                <w:color w:val="2A2E33"/>
+                <w:sz w:val="19"/>
+                <w:szCs w:val="19"/>
+              </w:rPr>
+              <w:t>Fraud360 does not compute a device-posture or behavioural-biometric score itself inside the 80–150 ms budget — it consumes the score your own integrated provider already produced at authorisation time, on the same principle §4.2 already states for risk_signals. If neither key is sent, the corresponding rule is reported in the response's skipped array with its reason, exactly as an omitted risk_signals is today. Absent is never treated as clean.</w:t>
+            </w:r>
+          </w:p>
+        </w:tc>
+      </w:tr>
+    </w:tbl>
+    <w:p>
+      <w:r>
+        <w:rPr>
+          <w:rFonts w:ascii="Calibri" w:hAnsi="Calibri"/>
+          <w:b/>
+          <w:sz w:val="21"/>
+        </w:rPr>
+        <w:t>Request fields (within signals)</w:t>
+      </w:r>
+    </w:p>
+    <w:tbl>
+      <w:tblPr>
+        <w:tblW w:type="dxa" w:w="9350"/>
+        <w:tblBorders>
+          <w:top w:val="single" w:color="C7D2E6" w:sz="4"/>
+          <w:left w:val="single" w:color="C7D2E6" w:sz="4"/>
+          <w:bottom w:val="single" w:color="C7D2E6" w:sz="4"/>
+          <w:right w:val="single" w:color="C7D2E6" w:sz="4"/>
+          <w:insideH w:val="single" w:color="C7D2E6" w:sz="4"/>
+          <w:insideV w:val="single" w:color="C7D2E6" w:sz="4"/>
+        </w:tblBorders>
+      </w:tblPr>
+      <w:tblGrid>
+        <w:gridCol w:w="2100"/>
+        <w:gridCol w:w="1500"/>
+        <w:gridCol w:w="1300"/>
+        <w:gridCol w:w="4450"/>
+      </w:tblGrid>
+      <w:tr>
+        <w:trPr>
+          <w:tblHeader/>
+        </w:trPr>
+        <w:tc>
+          <w:tcPr>
+            <w:tcW w:type="dxa" w:w="2100"/>
+            <w:shd w:fill="1E2761" w:color="auto" w:val="clear"/>
+            <w:tcMar>
+              <w:top w:type="dxa" w:w="90"/>
+              <w:left w:type="dxa" w:w="110"/>
+              <w:bottom w:type="dxa" w:w="90"/>
+              <w:right w:type="dxa" w:w="110"/>
+            </w:tcMar>
+            <w:vAlign w:val="center"/>
+          </w:tcPr>
+          <w:p>
+            <w:r>
+              <w:rPr>
+                <w:rFonts w:ascii="Calibri" w:cs="Calibri" w:eastAsia="Calibri" w:hAnsi="Calibri"/>
+                <w:b/>
+                <w:bCs/>
+                <w:color w:val="FFFFFF"/>
+                <w:sz w:val="18"/>
+                <w:szCs w:val="18"/>
+              </w:rPr>
+              <w:t xml:space="preserve">Field</w:t>
+            </w:r>
+          </w:p>
+        </w:tc>
+        <w:tc>
+          <w:tcPr>
+            <w:tcW w:type="dxa" w:w="1500"/>
+            <w:shd w:fill="1E2761" w:color="auto" w:val="clear"/>
+            <w:tcMar>
+              <w:top w:type="dxa" w:w="90"/>
+              <w:left w:type="dxa" w:w="110"/>
+              <w:bottom w:type="dxa" w:w="90"/>
+              <w:right w:type="dxa" w:w="110"/>
+            </w:tcMar>
+            <w:vAlign w:val="center"/>
+          </w:tcPr>
+          <w:p>
+            <w:r>
+              <w:rPr>
+                <w:rFonts w:ascii="Calibri" w:cs="Calibri" w:eastAsia="Calibri" w:hAnsi="Calibri"/>
+                <w:b/>
+                <w:bCs/>
+                <w:color w:val="FFFFFF"/>
+                <w:sz w:val="18"/>
+                <w:szCs w:val="18"/>
+              </w:rPr>
+              <w:t xml:space="preserve">Type</w:t>
+            </w:r>
+          </w:p>
+        </w:tc>
+        <w:tc>
+          <w:tcPr>
+            <w:tcW w:type="dxa" w:w="1300"/>
+            <w:shd w:fill="1E2761" w:color="auto" w:val="clear"/>
+            <w:tcMar>
+              <w:top w:type="dxa" w:w="90"/>
+              <w:left w:type="dxa" w:w="110"/>
+              <w:bottom w:type="dxa" w:w="90"/>
+              <w:right w:type="dxa" w:w="110"/>
+            </w:tcMar>
+            <w:vAlign w:val="center"/>
+          </w:tcPr>
+          <w:p>
+            <w:r>
+              <w:rPr>
+                <w:rFonts w:ascii="Calibri" w:cs="Calibri" w:eastAsia="Calibri" w:hAnsi="Calibri"/>
+                <w:b/>
+                <w:bCs/>
+                <w:color w:val="FFFFFF"/>
+                <w:sz w:val="18"/>
+                <w:szCs w:val="18"/>
+              </w:rPr>
+              <w:t xml:space="preserve">Required</w:t>
+            </w:r>
+          </w:p>
+        </w:tc>
+        <w:tc>
+          <w:tcPr>
+            <w:tcW w:type="dxa" w:w="4450"/>
+            <w:shd w:fill="1E2761" w:color="auto" w:val="clear"/>
+            <w:tcMar>
+              <w:top w:type="dxa" w:w="90"/>
+              <w:left w:type="dxa" w:w="110"/>
+              <w:bottom w:type="dxa" w:w="90"/>
+              <w:right w:type="dxa" w:w="110"/>
+            </w:tcMar>
+            <w:vAlign w:val="center"/>
+          </w:tcPr>
+          <w:p>
+            <w:r>
+              <w:rPr>
+                <w:rFonts w:ascii="Calibri" w:cs="Calibri" w:eastAsia="Calibri" w:hAnsi="Calibri"/>
+                <w:b/>
+                <w:bCs/>
+                <w:color w:val="FFFFFF"/>
+                <w:sz w:val="18"/>
+                <w:szCs w:val="18"/>
+              </w:rPr>
+              <w:t xml:space="preserve">Notes</w:t>
+            </w:r>
+          </w:p>
+        </w:tc>
+      </w:tr>
+      <w:tr>
+        <w:tc>
+          <w:tcPr>
+            <w:tcW w:type="dxa" w:w="2100"/>
+            <w:shd w:fill="FFFFFF" w:color="auto" w:val="clear"/>
+            <w:tcMar>
+              <w:top w:type="dxa" w:w="80"/>
+              <w:left w:type="dxa" w:w="110"/>
+              <w:bottom w:type="dxa" w:w="80"/>
+              <w:right w:type="dxa" w:w="110"/>
+            </w:tcMar>
+            <w:vAlign w:val="center"/>
+          </w:tcPr>
+          <w:p>
+            <w:r>
+              <w:rPr>
+                <w:rFonts w:ascii="Consolas" w:cs="Consolas" w:eastAsia="Consolas" w:hAnsi="Consolas"/>
+                <w:sz w:val="19"/>
+                <w:szCs w:val="19"/>
+              </w:rPr>
+              <w:t>device_risk_score</w:t>
+            </w:r>
+          </w:p>
+        </w:tc>
+        <w:tc>
+          <w:tcPr>
+            <w:tcW w:type="dxa" w:w="1500"/>
+            <w:shd w:fill="FFFFFF" w:color="auto" w:val="clear"/>
+            <w:tcMar>
+              <w:top w:type="dxa" w:w="80"/>
+              <w:left w:type="dxa" w:w="110"/>
+              <w:bottom w:type="dxa" w:w="80"/>
+              <w:right w:type="dxa" w:w="110"/>
+            </w:tcMar>
+            <w:vAlign w:val="center"/>
+          </w:tcPr>
+          <w:p>
+            <w:r>
+              <w:rPr>
+                <w:rFonts w:ascii="Calibri" w:cs="Calibri" w:eastAsia="Calibri" w:hAnsi="Calibri"/>
+                <w:sz w:val="18"/>
+                <w:szCs w:val="18"/>
+              </w:rPr>
+              <w:t>number 0.0–1.0</w:t>
+            </w:r>
+          </w:p>
+        </w:tc>
+        <w:tc>
+          <w:tcPr>
+            <w:tcW w:type="dxa" w:w="1300"/>
+            <w:shd w:fill="FFFFFF" w:color="auto" w:val="clear"/>
+            <w:tcMar>
+              <w:top w:type="dxa" w:w="80"/>
+              <w:left w:type="dxa" w:w="110"/>
+              <w:bottom w:type="dxa" w:w="80"/>
+              <w:right w:type="dxa" w:w="110"/>
+            </w:tcMar>
+            <w:vAlign w:val="center"/>
+          </w:tcPr>
+          <w:p>
+            <w:r>
+              <w:rPr>
+                <w:rFonts w:ascii="Calibri" w:cs="Calibri" w:eastAsia="Calibri" w:hAnsi="Calibri"/>
+                <w:sz w:val="18"/>
+                <w:szCs w:val="18"/>
+              </w:rPr>
+              <w:t>No</w:t>
+            </w:r>
+          </w:p>
+        </w:tc>
+        <w:tc>
+          <w:tcPr>
+            <w:tcW w:type="dxa" w:w="4450"/>
+            <w:shd w:fill="FFFFFF" w:color="auto" w:val="clear"/>
+            <w:tcMar>
+              <w:top w:type="dxa" w:w="80"/>
+              <w:left w:type="dxa" w:w="110"/>
+              <w:bottom w:type="dxa" w:w="80"/>
+              <w:right w:type="dxa" w:w="110"/>
+            </w:tcMar>
+            <w:vAlign w:val="center"/>
+          </w:tcPr>
+          <w:p>
+            <w:r>
+              <w:rPr>
+                <w:rFonts w:ascii="Calibri" w:cs="Calibri" w:eastAsia="Calibri" w:hAnsi="Calibri"/>
+                <w:sz w:val="18"/>
+                <w:szCs w:val="18"/>
+              </w:rPr>
+              <w:t>Device-posture risk (jailbreak/root, emulator, SIM-swap or similar) from an integrated device-fingerprinting provider. Unblocks CHN-04, threshold 0.7 (≥ fires).</w:t>
+            </w:r>
+          </w:p>
+        </w:tc>
+      </w:tr>
+      <w:tr>
+        <w:tc>
+          <w:tcPr>
+            <w:tcW w:type="dxa" w:w="2100"/>
+            <w:shd w:fill="FFFFFF" w:color="auto" w:val="clear"/>
+            <w:tcMar>
+              <w:top w:type="dxa" w:w="80"/>
+              <w:left w:type="dxa" w:w="110"/>
+              <w:bottom w:type="dxa" w:w="80"/>
+              <w:right w:type="dxa" w:w="110"/>
+            </w:tcMar>
+            <w:vAlign w:val="center"/>
+          </w:tcPr>
+          <w:p>
+            <w:r>
+              <w:rPr>
+                <w:rFonts w:ascii="Consolas" w:cs="Consolas" w:eastAsia="Consolas" w:hAnsi="Consolas"/>
+                <w:sz w:val="19"/>
+                <w:szCs w:val="19"/>
+              </w:rPr>
+              <w:t>behavior_anomaly_score</w:t>
+            </w:r>
+          </w:p>
+        </w:tc>
+        <w:tc>
+          <w:tcPr>
+            <w:tcW w:type="dxa" w:w="1500"/>
+            <w:shd w:fill="FFFFFF" w:color="auto" w:val="clear"/>
+            <w:tcMar>
+              <w:top w:type="dxa" w:w="80"/>
+              <w:left w:type="dxa" w:w="110"/>
+              <w:bottom w:type="dxa" w:w="80"/>
+              <w:right w:type="dxa" w:w="110"/>
+            </w:tcMar>
+            <w:vAlign w:val="center"/>
+          </w:tcPr>
+          <w:p>
+            <w:r>
+              <w:rPr>
+                <w:rFonts w:ascii="Calibri" w:cs="Calibri" w:eastAsia="Calibri" w:hAnsi="Calibri"/>
+                <w:sz w:val="18"/>
+                <w:szCs w:val="18"/>
+              </w:rPr>
+              <w:t>number 0.0–1.0</w:t>
+            </w:r>
+          </w:p>
+        </w:tc>
+        <w:tc>
+          <w:tcPr>
+            <w:tcW w:type="dxa" w:w="1300"/>
+            <w:shd w:fill="FFFFFF" w:color="auto" w:val="clear"/>
+            <w:tcMar>
+              <w:top w:type="dxa" w:w="80"/>
+              <w:left w:type="dxa" w:w="110"/>
+              <w:bottom w:type="dxa" w:w="80"/>
+              <w:right w:type="dxa" w:w="110"/>
+            </w:tcMar>
+            <w:vAlign w:val="center"/>
+          </w:tcPr>
+          <w:p>
+            <w:r>
+              <w:rPr>
+                <w:rFonts w:ascii="Calibri" w:cs="Calibri" w:eastAsia="Calibri" w:hAnsi="Calibri"/>
+                <w:sz w:val="18"/>
+                <w:szCs w:val="18"/>
+              </w:rPr>
+              <w:t>No</w:t>
+            </w:r>
+          </w:p>
+        </w:tc>
+        <w:tc>
+          <w:tcPr>
+            <w:tcW w:type="dxa" w:w="4450"/>
+            <w:shd w:fill="FFFFFF" w:color="auto" w:val="clear"/>
+            <w:tcMar>
+              <w:top w:type="dxa" w:w="80"/>
+              <w:left w:type="dxa" w:w="110"/>
+              <w:bottom w:type="dxa" w:w="80"/>
+              <w:right w:type="dxa" w:w="110"/>
+            </w:tcMar>
+            <w:vAlign w:val="center"/>
+          </w:tcPr>
+          <w:p>
+            <w:r>
+              <w:rPr>
+                <w:rFonts w:ascii="Calibri" w:cs="Calibri" w:eastAsia="Calibri" w:hAnsi="Calibri"/>
+                <w:sz w:val="18"/>
+                <w:szCs w:val="18"/>
+              </w:rPr>
+              <w:t>Behavioural-biometric anomaly (typing cadence, touch pressure, session/gesture pattern deviation) from an integrated provider. Unblocks CHN-05, threshold 0.7 (≥ fires).</w:t>
+            </w:r>
+          </w:p>
+        </w:tc>
+      </w:tr>
+    </w:tbl>
+    <w:p>
+      <w:pPr>
+        <w:pStyle w:val="Heading3"/>
+      </w:pPr>
+      <w:r>
+        <w:rPr>
+          <w:rFonts w:ascii="Calibri" w:hAnsi="Calibri"/>
+          <w:b w:val="0"/>
+          <w:sz w:val="21"/>
+        </w:rPr>
+        <w:t>Worked example — UPI, CHN-04 matched</w:t>
+      </w:r>
+    </w:p>
+    <w:p>
+      <w:r>
+        <w:rPr>
+          <w:rFonts w:ascii="Calibri" w:hAnsi="Calibri"/>
+          <w:b w:val="0"/>
+          <w:sz w:val="21"/>
+        </w:rPr>
+        <w:t>Same shape as §4.5 Example 2, with both new keys added to signals. Only the differences from that example are shown.</w:t>
+      </w:r>
+    </w:p>
+    <w:p>
+      <w:r>
+        <w:rPr>
+          <w:rFonts w:ascii="Calibri" w:hAnsi="Calibri"/>
+          <w:b/>
+          <w:sz w:val="21"/>
+        </w:rPr>
+        <w:t>REQUEST</w:t>
+      </w:r>
+    </w:p>
+    <w:tbl>
+      <w:tblPr>
+        <w:tblW w:type="dxa" w:w="9350"/>
+        <w:tblBorders>
+          <w:top w:val="single" w:color="D8DCE3" w:sz="4"/>
+          <w:left w:val="single" w:color="D8DCE3" w:sz="4"/>
+          <w:bottom w:val="single" w:color="D8DCE3" w:sz="4"/>
+          <w:right w:val="single" w:color="D8DCE3" w:sz="4"/>
+          <w:insideH w:val="none" w:color="D8DCE3" w:sz="0"/>
+          <w:insideV w:val="none" w:color="D8DCE3" w:sz="0"/>
+        </w:tblBorders>
+      </w:tblPr>
+      <w:tblGrid>
+        <w:gridCol w:w="9350"/>
+      </w:tblGrid>
+      <w:tr>
+        <w:tc>
+          <w:tcPr>
+            <w:tcW w:type="dxa" w:w="9350"/>
+            <w:shd w:fill="F3F4F6" w:color="auto" w:val="clear"/>
+            <w:tcMar>
+              <w:top w:type="dxa" w:w="140"/>
+              <w:left w:type="dxa" w:w="180"/>
+              <w:bottom w:type="dxa" w:w="140"/>
+              <w:right w:type="dxa" w:w="180"/>
+            </w:tcMar>
+          </w:tcPr>
+          <w:p>
+            <w:pPr>
+              <w:spacing w:after="20"/>
+            </w:pPr>
+            <w:r>
+              <w:rPr>
+                <w:rFonts w:ascii="Consolas" w:cs="Consolas" w:eastAsia="Consolas" w:hAnsi="Consolas"/>
+                <w:sz w:val="19"/>
+                <w:szCs w:val="19"/>
+              </w:rPr>
+              <w:t>{</w:t>
+            </w:r>
+          </w:p>
+          <w:p>
+            <w:pPr>
+              <w:spacing w:after="20"/>
+            </w:pPr>
+            <w:r>
+              <w:rPr>
+                <w:rFonts w:ascii="Consolas" w:cs="Consolas" w:eastAsia="Consolas" w:hAnsi="Consolas"/>
+                <w:sz w:val="19"/>
+                <w:szCs w:val="19"/>
+              </w:rPr>
+              <w:t xml:space="preserve">  "txn_ref": "UPI-2026-0929-000441",</w:t>
+            </w:r>
+          </w:p>
+          <w:p>
+            <w:pPr>
+              <w:spacing w:after="20"/>
+            </w:pPr>
+            <w:r>
+              <w:rPr>
+                <w:rFonts w:ascii="Consolas" w:cs="Consolas" w:eastAsia="Consolas" w:hAnsi="Consolas"/>
+                <w:sz w:val="19"/>
+                <w:szCs w:val="19"/>
+              </w:rPr>
+              <w:t xml:space="preserve">  "rail": "UPI",</w:t>
+            </w:r>
+          </w:p>
+          <w:p>
+            <w:pPr>
+              <w:spacing w:after="20"/>
+            </w:pPr>
+            <w:r>
+              <w:rPr>
+                <w:rFonts w:ascii="Consolas" w:cs="Consolas" w:eastAsia="Consolas" w:hAnsi="Consolas"/>
+                <w:sz w:val="19"/>
+                <w:szCs w:val="19"/>
+              </w:rPr>
+              <w:t xml:space="preserve">  "debtor_account": "AC-HLD-HOT", "creditor_account": "AC-BEN-99001",</w:t>
+            </w:r>
+          </w:p>
+          <w:p>
+            <w:pPr>
+              <w:spacing w:after="20"/>
+            </w:pPr>
+            <w:r>
+              <w:rPr>
+                <w:rFonts w:ascii="Consolas" w:cs="Consolas" w:eastAsia="Consolas" w:hAnsi="Consolas"/>
+                <w:sz w:val="19"/>
+                <w:szCs w:val="19"/>
+              </w:rPr>
+              <w:t xml:space="preserve">  "amount_paise": 500000, "channel": "mobile",</w:t>
+            </w:r>
+          </w:p>
+          <w:p>
+            <w:pPr>
+              <w:spacing w:after="20"/>
+            </w:pPr>
+            <w:r>
+              <w:rPr>
+                <w:rFonts w:ascii="Consolas" w:cs="Consolas" w:eastAsia="Consolas" w:hAnsi="Consolas"/>
+                <w:sz w:val="19"/>
+                <w:szCs w:val="19"/>
+              </w:rPr>
+              <w:t xml:space="preserve">  "signals": {</w:t>
+            </w:r>
+          </w:p>
+          <w:p>
+            <w:pPr>
+              <w:spacing w:after="20"/>
+            </w:pPr>
+            <w:r>
+              <w:rPr>
+                <w:rFonts w:ascii="Consolas" w:cs="Consolas" w:eastAsia="Consolas" w:hAnsi="Consolas"/>
+                <w:sz w:val="19"/>
+                <w:szCs w:val="19"/>
+              </w:rPr>
+              <w:t xml:space="preserve">    "risk_signals": 1,</w:t>
+            </w:r>
+          </w:p>
+          <w:p>
+            <w:pPr>
+              <w:spacing w:after="20"/>
+            </w:pPr>
+            <w:r>
+              <w:rPr>
+                <w:rFonts w:ascii="Consolas" w:cs="Consolas" w:eastAsia="Consolas" w:hAnsi="Consolas"/>
+                <w:sz w:val="19"/>
+                <w:szCs w:val="19"/>
+              </w:rPr>
+              <w:t xml:space="preserve">    "device_risk_score": 0.82,</w:t>
+            </w:r>
+          </w:p>
+          <w:p>
+            <w:pPr>
+              <w:spacing w:after="20"/>
+            </w:pPr>
+            <w:r>
+              <w:rPr>
+                <w:rFonts w:ascii="Consolas" w:cs="Consolas" w:eastAsia="Consolas" w:hAnsi="Consolas"/>
+                <w:sz w:val="19"/>
+                <w:szCs w:val="19"/>
+              </w:rPr>
+              <w:t xml:space="preserve">    "behavior_anomaly_score": 0.15</w:t>
+            </w:r>
+          </w:p>
+          <w:p>
+            <w:pPr>
+              <w:spacing w:after="20"/>
+            </w:pPr>
+            <w:r>
+              <w:rPr>
+                <w:rFonts w:ascii="Consolas" w:cs="Consolas" w:eastAsia="Consolas" w:hAnsi="Consolas"/>
+                <w:sz w:val="19"/>
+                <w:szCs w:val="19"/>
+              </w:rPr>
+              <w:t xml:space="preserve">  }</w:t>
+            </w:r>
+          </w:p>
+          <w:p>
+            <w:pPr>
+              <w:spacing w:after="20"/>
+            </w:pPr>
+            <w:r>
+              <w:rPr>
+                <w:rFonts w:ascii="Consolas" w:cs="Consolas" w:eastAsia="Consolas" w:hAnsi="Consolas"/>
+                <w:sz w:val="19"/>
+                <w:szCs w:val="19"/>
+              </w:rPr>
+              <w:t>}</w:t>
+            </w:r>
+          </w:p>
+        </w:tc>
+      </w:tr>
+    </w:tbl>
+    <w:p>
+      <w:r>
+        <w:rPr>
+          <w:rFonts w:ascii="Calibri" w:hAnsi="Calibri"/>
+          <w:b/>
+          <w:sz w:val="21"/>
+        </w:rPr>
+        <w:t>RESPONSE — 200 (matched, excerpt)</w:t>
+      </w:r>
+    </w:p>
+    <w:tbl>
+      <w:tblPr>
+        <w:tblW w:type="dxa" w:w="9350"/>
+        <w:tblBorders>
+          <w:top w:val="single" w:color="D8DCE3" w:sz="4"/>
+          <w:left w:val="single" w:color="D8DCE3" w:sz="4"/>
+          <w:bottom w:val="single" w:color="D8DCE3" w:sz="4"/>
+          <w:right w:val="single" w:color="D8DCE3" w:sz="4"/>
+          <w:insideH w:val="none" w:color="D8DCE3" w:sz="0"/>
+          <w:insideV w:val="none" w:color="D8DCE3" w:sz="0"/>
+        </w:tblBorders>
+      </w:tblPr>
+      <w:tblGrid>
+        <w:gridCol w:w="9350"/>
+      </w:tblGrid>
+      <w:tr>
+        <w:tc>
+          <w:tcPr>
+            <w:tcW w:type="dxa" w:w="9350"/>
+            <w:shd w:fill="F3F4F6" w:color="auto" w:val="clear"/>
+            <w:tcMar>
+              <w:top w:type="dxa" w:w="140"/>
+              <w:left w:type="dxa" w:w="180"/>
+              <w:bottom w:type="dxa" w:w="140"/>
+              <w:right w:type="dxa" w:w="180"/>
+            </w:tcMar>
+          </w:tcPr>
+          <w:p>
+            <w:pPr>
+              <w:spacing w:after="20"/>
+            </w:pPr>
+            <w:r>
+              <w:rPr>
+                <w:rFonts w:ascii="Consolas" w:cs="Consolas" w:eastAsia="Consolas" w:hAnsi="Consolas"/>
+                <w:sz w:val="19"/>
+                <w:szCs w:val="19"/>
+              </w:rPr>
+              <w:t>{</w:t>
+            </w:r>
+          </w:p>
+          <w:p>
+            <w:pPr>
+              <w:spacing w:after="20"/>
+            </w:pPr>
+            <w:r>
+              <w:rPr>
+                <w:rFonts w:ascii="Consolas" w:cs="Consolas" w:eastAsia="Consolas" w:hAnsi="Consolas"/>
+                <w:sz w:val="19"/>
+                <w:szCs w:val="19"/>
+              </w:rPr>
+              <w:t xml:space="preserve">  "matched": [</w:t>
+            </w:r>
+          </w:p>
+          <w:p>
+            <w:pPr>
+              <w:spacing w:after="20"/>
+            </w:pPr>
+            <w:r>
+              <w:rPr>
+                <w:rFonts w:ascii="Consolas" w:cs="Consolas" w:eastAsia="Consolas" w:hAnsi="Consolas"/>
+                <w:sz w:val="19"/>
+                <w:szCs w:val="19"/>
+              </w:rPr>
+              <w:t xml:space="preserve">    { "rule_id": "CHN-04", "family": "CHN", "observed": 0.82,</w:t>
+            </w:r>
+          </w:p>
+          <w:p>
+            <w:pPr>
+              <w:spacing w:after="20"/>
+            </w:pPr>
+            <w:r>
+              <w:rPr>
+                <w:rFonts w:ascii="Consolas" w:cs="Consolas" w:eastAsia="Consolas" w:hAnsi="Consolas"/>
+                <w:sz w:val="19"/>
+                <w:szCs w:val="19"/>
+              </w:rPr>
+              <w:t xml:space="preserve">      "threshold": 0.7, "observed_unit": "device_risk_score",</w:t>
+            </w:r>
+          </w:p>
+          <w:p>
+            <w:pPr>
+              <w:spacing w:after="20"/>
+            </w:pPr>
+            <w:r>
+              <w:rPr>
+                <w:rFonts w:ascii="Consolas" w:cs="Consolas" w:eastAsia="Consolas" w:hAnsi="Consolas"/>
+                <w:sz w:val="19"/>
+                <w:szCs w:val="19"/>
+              </w:rPr>
+              <w:t xml:space="preserve">      "reason": "Device-posture risk score above threshold" }</w:t>
+            </w:r>
+          </w:p>
+          <w:p>
+            <w:pPr>
+              <w:spacing w:after="20"/>
+            </w:pPr>
+            <w:r>
+              <w:rPr>
+                <w:rFonts w:ascii="Consolas" w:cs="Consolas" w:eastAsia="Consolas" w:hAnsi="Consolas"/>
+                <w:sz w:val="19"/>
+                <w:szCs w:val="19"/>
+              </w:rPr>
+              <w:t xml:space="preserve">  ]</w:t>
+            </w:r>
+          </w:p>
+          <w:p>
+            <w:pPr>
+              <w:spacing w:after="20"/>
+            </w:pPr>
+            <w:r>
+              <w:rPr>
+                <w:rFonts w:ascii="Consolas" w:cs="Consolas" w:eastAsia="Consolas" w:hAnsi="Consolas"/>
+                <w:sz w:val="19"/>
+                <w:szCs w:val="19"/>
+              </w:rPr>
+              <w:t>}</w:t>
+            </w:r>
+          </w:p>
+        </w:tc>
+      </w:tr>
+    </w:tbl>
+    <w:p>
+      <w:pPr>
+        <w:pStyle w:val="Heading2"/>
+      </w:pPr>
+      <w:r>
+        <w:rPr>
+          <w:rFonts w:ascii="Calibri" w:hAnsi="Calibri"/>
+          <w:b w:val="0"/>
+          <w:sz w:val="21"/>
+        </w:rPr>
+        <w:t>A.2  Cheque Returns &amp; Overdraft/Cash-Credit Breach Events (CBS-04/CBS-05)</w:t>
+      </w:r>
+    </w:p>
+    <w:p>
+      <w:r>
+        <w:rPr>
+          <w:rFonts w:ascii="Calibri" w:hAnsi="Calibri"/>
+          <w:b w:val="0"/>
+          <w:sz w:val="21"/>
+        </w:rPr>
+        <w:t>Extends §5.3's Event Kinds and Field Reference. Twelve event kinds are now accepted, not ten.</w:t>
+      </w:r>
+    </w:p>
+    <w:tbl>
+      <w:tblPr>
+        <w:tblW w:type="dxa" w:w="9350"/>
+        <w:tblBorders>
+          <w:top w:val="single" w:color="EDF1FA" w:sz="4"/>
+          <w:left w:val="single" w:color="1E2761" w:sz="24"/>
+          <w:bottom w:val="single" w:color="EDF1FA" w:sz="4"/>
+          <w:right w:val="single" w:color="EDF1FA" w:sz="4"/>
+          <w:insideH w:val="none" w:color="EDF1FA" w:sz="0"/>
+          <w:insideV w:val="none" w:color="EDF1FA" w:sz="0"/>
+        </w:tblBorders>
+      </w:tblPr>
+      <w:tblGrid>
+        <w:gridCol w:w="9350"/>
+      </w:tblGrid>
+      <w:tr>
+        <w:tc>
+          <w:tcPr>
+            <w:tcW w:type="dxa" w:w="9350"/>
+            <w:shd w:fill="EDF1FA" w:color="auto" w:val="clear"/>
+            <w:tcMar>
+              <w:top w:type="dxa" w:w="140"/>
+              <w:left w:type="dxa" w:w="220"/>
+              <w:bottom w:type="dxa" w:w="140"/>
+              <w:right w:type="dxa" w:w="220"/>
+            </w:tcMar>
+          </w:tcPr>
+          <w:p>
+            <w:pPr>
+              <w:spacing w:after="60"/>
+            </w:pPr>
+            <w:r>
+              <w:rPr>
+                <w:rFonts w:ascii="Calibri" w:cs="Calibri" w:eastAsia="Calibri" w:hAnsi="Calibri"/>
+                <w:b/>
+                <w:bCs/>
+                <w:color w:val="1E2761"/>
+                <w:sz w:val="19"/>
+                <w:szCs w:val="19"/>
+              </w:rPr>
+              <w:t>Two new kinds, scored the same way as the other payment-scored kinds</w:t>
+            </w:r>
+          </w:p>
+          <w:p>
+            <w:r>
+              <w:rPr>
+                <w:rFonts w:ascii="Calibri" w:cs="Calibri" w:eastAsia="Calibri" w:hAnsi="Calibri"/>
+                <w:color w:val="2A2E33"/>
+                <w:sz w:val="19"/>
+                <w:szCs w:val="19"/>
+              </w:rPr>
+              <w:t>Both cheque_return and od_position score the same way the other eight payment-scored CBS kinds do — unlike loan_application and collateral_valuation's separate pass (§5.3), Fraud360 looks up the loan context for whichever account a payment transaction in the batch touches. Same endpoint, same batch shape, same common fields (§5.3) — only the two rows below are new.</w:t>
+            </w:r>
+          </w:p>
+        </w:tc>
+      </w:tr>
+    </w:tbl>
+    <w:tbl>
+      <w:tblPr>
+        <w:tblW w:type="dxa" w:w="9150"/>
+        <w:tblBorders>
+          <w:top w:val="single" w:color="C7D2E6" w:sz="4"/>
+          <w:left w:val="single" w:color="C7D2E6" w:sz="4"/>
+          <w:bottom w:val="single" w:color="C7D2E6" w:sz="4"/>
+          <w:right w:val="single" w:color="C7D2E6" w:sz="4"/>
+          <w:insideH w:val="single" w:color="C7D2E6" w:sz="4"/>
+          <w:insideV w:val="single" w:color="C7D2E6" w:sz="4"/>
+        </w:tblBorders>
+      </w:tblPr>
+      <w:tblGrid>
+        <w:gridCol w:w="2100"/>
+        <w:gridCol w:w="3100"/>
+        <w:gridCol w:w="1400"/>
+        <w:gridCol w:w="2550"/>
+      </w:tblGrid>
+      <w:tr>
+        <w:trPr>
+          <w:tblHeader/>
+        </w:trPr>
+        <w:tc>
+          <w:tcPr>
+            <w:tcW w:type="dxa" w:w="2100"/>
+            <w:shd w:fill="1E2761" w:color="auto" w:val="clear"/>
+            <w:tcMar>
+              <w:top w:type="dxa" w:w="90"/>
+              <w:left w:type="dxa" w:w="110"/>
+              <w:bottom w:type="dxa" w:w="90"/>
+              <w:right w:type="dxa" w:w="110"/>
+            </w:tcMar>
+            <w:vAlign w:val="center"/>
+          </w:tcPr>
+          <w:p>
+            <w:r>
+              <w:rPr>
+                <w:rFonts w:ascii="Calibri" w:cs="Calibri" w:eastAsia="Calibri" w:hAnsi="Calibri"/>
+                <w:b/>
+                <w:bCs/>
+                <w:color w:val="FFFFFF"/>
+                <w:sz w:val="18"/>
+                <w:szCs w:val="18"/>
+              </w:rPr>
+              <w:t xml:space="preserve">kind</w:t>
+            </w:r>
+          </w:p>
+        </w:tc>
+        <w:tc>
+          <w:tcPr>
+            <w:tcW w:type="dxa" w:w="3100"/>
+            <w:shd w:fill="1E2761" w:color="auto" w:val="clear"/>
+            <w:tcMar>
+              <w:top w:type="dxa" w:w="90"/>
+              <w:left w:type="dxa" w:w="110"/>
+              <w:bottom w:type="dxa" w:w="90"/>
+              <w:right w:type="dxa" w:w="110"/>
+            </w:tcMar>
+            <w:vAlign w:val="center"/>
+          </w:tcPr>
+          <w:p>
+            <w:r>
+              <w:rPr>
+                <w:rFonts w:ascii="Calibri" w:cs="Calibri" w:eastAsia="Calibri" w:hAnsi="Calibri"/>
+                <w:b/>
+                <w:bCs/>
+                <w:color w:val="FFFFFF"/>
+                <w:sz w:val="18"/>
+                <w:szCs w:val="18"/>
+              </w:rPr>
+              <w:t xml:space="preserve">What it is</w:t>
+            </w:r>
+          </w:p>
+        </w:tc>
+        <w:tc>
+          <w:tcPr>
+            <w:tcW w:type="dxa" w:w="1400"/>
+            <w:shd w:fill="1E2761" w:color="auto" w:val="clear"/>
+            <w:tcMar>
+              <w:top w:type="dxa" w:w="90"/>
+              <w:left w:type="dxa" w:w="110"/>
+              <w:bottom w:type="dxa" w:w="90"/>
+              <w:right w:type="dxa" w:w="110"/>
+            </w:tcMar>
+            <w:vAlign w:val="center"/>
+          </w:tcPr>
+          <w:p>
+            <w:r>
+              <w:rPr>
+                <w:rFonts w:ascii="Calibri" w:cs="Calibri" w:eastAsia="Calibri" w:hAnsi="Calibri"/>
+                <w:b/>
+                <w:bCs/>
+                <w:color w:val="FFFFFF"/>
+                <w:sz w:val="18"/>
+                <w:szCs w:val="18"/>
+              </w:rPr>
+              <w:t xml:space="preserve">Unblocks</w:t>
+            </w:r>
+          </w:p>
+        </w:tc>
+        <w:tc>
+          <w:tcPr>
+            <w:tcW w:type="dxa" w:w="2550"/>
+            <w:shd w:fill="1E2761" w:color="auto" w:val="clear"/>
+            <w:tcMar>
+              <w:top w:type="dxa" w:w="90"/>
+              <w:left w:type="dxa" w:w="110"/>
+              <w:bottom w:type="dxa" w:w="90"/>
+              <w:right w:type="dxa" w:w="110"/>
+            </w:tcMar>
+            <w:vAlign w:val="center"/>
+          </w:tcPr>
+          <w:p>
+            <w:r>
+              <w:rPr>
+                <w:rFonts w:ascii="Calibri" w:cs="Calibri" w:eastAsia="Calibri" w:hAnsi="Calibri"/>
+                <w:b/>
+                <w:bCs/>
+                <w:color w:val="FFFFFF"/>
+                <w:sz w:val="18"/>
+                <w:szCs w:val="18"/>
+              </w:rPr>
+              <w:t xml:space="preserve">Extra required fields</w:t>
+            </w:r>
+          </w:p>
+        </w:tc>
+      </w:tr>
+      <w:tr>
+        <w:tc>
+          <w:tcPr>
+            <w:tcW w:type="dxa" w:w="2100"/>
+            <w:shd w:fill="FFFFFF" w:color="auto" w:val="clear"/>
+            <w:tcMar>
+              <w:top w:type="dxa" w:w="80"/>
+              <w:left w:type="dxa" w:w="110"/>
+              <w:bottom w:type="dxa" w:w="80"/>
+              <w:right w:type="dxa" w:w="110"/>
+            </w:tcMar>
+            <w:vAlign w:val="center"/>
+          </w:tcPr>
+          <w:p>
+            <w:r>
+              <w:rPr>
+                <w:rFonts w:ascii="Consolas" w:cs="Consolas" w:eastAsia="Consolas" w:hAnsi="Consolas"/>
+                <w:sz w:val="19"/>
+                <w:szCs w:val="19"/>
+              </w:rPr>
+              <w:t>cheque_return</w:t>
+            </w:r>
+          </w:p>
+        </w:tc>
+        <w:tc>
+          <w:tcPr>
+            <w:tcW w:type="dxa" w:w="3100"/>
+            <w:shd w:fill="FFFFFF" w:color="auto" w:val="clear"/>
+            <w:tcMar>
+              <w:top w:type="dxa" w:w="80"/>
+              <w:left w:type="dxa" w:w="110"/>
+              <w:bottom w:type="dxa" w:w="80"/>
+              <w:right w:type="dxa" w:w="110"/>
+            </w:tcMar>
+            <w:vAlign w:val="center"/>
+          </w:tcPr>
+          <w:p>
+            <w:r>
+              <w:rPr>
+                <w:rFonts w:ascii="Calibri" w:cs="Calibri" w:eastAsia="Calibri" w:hAnsi="Calibri"/>
+                <w:sz w:val="18"/>
+                <w:szCs w:val="18"/>
+              </w:rPr>
+              <w:t>A cheque presented against the account was dishonoured/returned</w:t>
+            </w:r>
+          </w:p>
+        </w:tc>
+        <w:tc>
+          <w:tcPr>
+            <w:tcW w:type="dxa" w:w="1400"/>
+            <w:shd w:fill="FFFFFF" w:color="auto" w:val="clear"/>
+            <w:tcMar>
+              <w:top w:type="dxa" w:w="80"/>
+              <w:left w:type="dxa" w:w="110"/>
+              <w:bottom w:type="dxa" w:w="80"/>
+              <w:right w:type="dxa" w:w="110"/>
+            </w:tcMar>
+            <w:vAlign w:val="center"/>
+          </w:tcPr>
+          <w:p>
+            <w:r>
+              <w:rPr>
+                <w:rFonts w:ascii="Calibri" w:cs="Calibri" w:eastAsia="Calibri" w:hAnsi="Calibri"/>
+                <w:sz w:val="18"/>
+                <w:szCs w:val="18"/>
+              </w:rPr>
+              <w:t>CBS-04</w:t>
+            </w:r>
+          </w:p>
+        </w:tc>
+        <w:tc>
+          <w:tcPr>
+            <w:tcW w:type="dxa" w:w="2550"/>
+            <w:shd w:fill="FFFFFF" w:color="auto" w:val="clear"/>
+            <w:tcMar>
+              <w:top w:type="dxa" w:w="80"/>
+              <w:left w:type="dxa" w:w="110"/>
+              <w:bottom w:type="dxa" w:w="80"/>
+              <w:right w:type="dxa" w:w="110"/>
+            </w:tcMar>
+            <w:vAlign w:val="center"/>
+          </w:tcPr>
+          <w:p>
+            <w:r>
+              <w:rPr>
+                <w:rFonts w:ascii="Calibri" w:cs="Calibri" w:eastAsia="Calibri" w:hAnsi="Calibri"/>
+                <w:sz w:val="18"/>
+                <w:szCs w:val="18"/>
+              </w:rPr>
+              <w:t>— (common fields only). The cheque amount is sent as the common amount field.</w:t>
+            </w:r>
+          </w:p>
+        </w:tc>
+      </w:tr>
+      <w:tr>
+        <w:tc>
+          <w:tcPr>
+            <w:tcW w:type="dxa" w:w="2100"/>
+            <w:shd w:fill="FFFFFF" w:color="auto" w:val="clear"/>
+            <w:tcMar>
+              <w:top w:type="dxa" w:w="80"/>
+              <w:left w:type="dxa" w:w="110"/>
+              <w:bottom w:type="dxa" w:w="80"/>
+              <w:right w:type="dxa" w:w="110"/>
+            </w:tcMar>
+            <w:vAlign w:val="center"/>
+          </w:tcPr>
+          <w:p>
+            <w:r>
+              <w:rPr>
+                <w:rFonts w:ascii="Consolas" w:cs="Consolas" w:eastAsia="Consolas" w:hAnsi="Consolas"/>
+                <w:sz w:val="19"/>
+                <w:szCs w:val="19"/>
+              </w:rPr>
+              <w:t>od_position</w:t>
+            </w:r>
+          </w:p>
+        </w:tc>
+        <w:tc>
+          <w:tcPr>
+            <w:tcW w:type="dxa" w:w="3100"/>
+            <w:shd w:fill="FFFFFF" w:color="auto" w:val="clear"/>
+            <w:tcMar>
+              <w:top w:type="dxa" w:w="80"/>
+              <w:left w:type="dxa" w:w="110"/>
+              <w:bottom w:type="dxa" w:w="80"/>
+              <w:right w:type="dxa" w:w="110"/>
+            </w:tcMar>
+            <w:vAlign w:val="center"/>
+          </w:tcPr>
+          <w:p>
+            <w:r>
+              <w:rPr>
+                <w:rFonts w:ascii="Calibri" w:cs="Calibri" w:eastAsia="Calibri" w:hAnsi="Calibri"/>
+                <w:sz w:val="18"/>
+                <w:szCs w:val="18"/>
+              </w:rPr>
+              <w:t>The balance drawn against an overdraft/cash-credit account, and the sanctioned limit it was drawn against, as of a point in time</w:t>
+            </w:r>
+          </w:p>
+        </w:tc>
+        <w:tc>
+          <w:tcPr>
+            <w:tcW w:type="dxa" w:w="1400"/>
+            <w:shd w:fill="FFFFFF" w:color="auto" w:val="clear"/>
+            <w:tcMar>
+              <w:top w:type="dxa" w:w="80"/>
+              <w:left w:type="dxa" w:w="110"/>
+              <w:bottom w:type="dxa" w:w="80"/>
+              <w:right w:type="dxa" w:w="110"/>
+            </w:tcMar>
+            <w:vAlign w:val="center"/>
+          </w:tcPr>
+          <w:p>
+            <w:r>
+              <w:rPr>
+                <w:rFonts w:ascii="Calibri" w:cs="Calibri" w:eastAsia="Calibri" w:hAnsi="Calibri"/>
+                <w:sz w:val="18"/>
+                <w:szCs w:val="18"/>
+              </w:rPr>
+              <w:t>CBS-05</w:t>
+            </w:r>
+          </w:p>
+        </w:tc>
+        <w:tc>
+          <w:tcPr>
+            <w:tcW w:type="dxa" w:w="2550"/>
+            <w:shd w:fill="FFFFFF" w:color="auto" w:val="clear"/>
+            <w:tcMar>
+              <w:top w:type="dxa" w:w="80"/>
+              <w:left w:type="dxa" w:w="110"/>
+              <w:bottom w:type="dxa" w:w="80"/>
+              <w:right w:type="dxa" w:w="110"/>
+            </w:tcMar>
+            <w:vAlign w:val="center"/>
+          </w:tcPr>
+          <w:p>
+            <w:r>
+              <w:rPr>
+                <w:rFonts w:ascii="Calibri" w:cs="Calibri" w:eastAsia="Calibri" w:hAnsi="Calibri"/>
+                <w:sz w:val="18"/>
+                <w:szCs w:val="18"/>
+              </w:rPr>
+              <w:t>sanctioned_limit (or sanctionedLimit / odLimit / limit) — hard-required. The event is rejected without a positive value; without it the draw cannot be turned into a breach ratio. The drawn/utilised balance itself is the common amount field.</w:t>
+            </w:r>
+          </w:p>
+        </w:tc>
+      </w:tr>
+    </w:tbl>
+    <w:p>
+      <w:pPr>
+        <w:pStyle w:val="Heading3"/>
+      </w:pPr>
+      <w:r>
+        <w:rPr>
+          <w:rFonts w:ascii="Calibri" w:hAnsi="Calibri"/>
+          <w:b w:val="0"/>
+          <w:sz w:val="21"/>
+        </w:rPr>
+        <w:t>Worked example — od_position</w:t>
+      </w:r>
+    </w:p>
+    <w:p>
+      <w:r>
+        <w:rPr>
+          <w:rFonts w:ascii="Calibri" w:hAnsi="Calibri"/>
+          <w:b w:val="0"/>
+          <w:sz w:val="21"/>
+        </w:rPr>
+        <w:t>A single day's overdraft position. sanctioned_limit is in rupees, like every other amount field in this contract (§3.3) — Fraud360 stores it internally as paise.</w:t>
+      </w:r>
+    </w:p>
+    <w:tbl>
+      <w:tblPr>
+        <w:tblW w:type="dxa" w:w="9350"/>
+        <w:tblBorders>
+          <w:top w:val="single" w:color="D8DCE3" w:sz="4"/>
+          <w:left w:val="single" w:color="D8DCE3" w:sz="4"/>
+          <w:bottom w:val="single" w:color="D8DCE3" w:sz="4"/>
+          <w:right w:val="single" w:color="D8DCE3" w:sz="4"/>
+          <w:insideH w:val="none" w:color="D8DCE3" w:sz="0"/>
+          <w:insideV w:val="none" w:color="D8DCE3" w:sz="0"/>
+        </w:tblBorders>
+      </w:tblPr>
+      <w:tblGrid>
+        <w:gridCol w:w="9350"/>
+      </w:tblGrid>
+      <w:tr>
+        <w:tc>
+          <w:tcPr>
+            <w:tcW w:type="dxa" w:w="9350"/>
+            <w:shd w:fill="F3F4F6" w:color="auto" w:val="clear"/>
+            <w:tcMar>
+              <w:top w:type="dxa" w:w="140"/>
+              <w:left w:type="dxa" w:w="180"/>
+              <w:bottom w:type="dxa" w:w="140"/>
+              <w:right w:type="dxa" w:w="180"/>
+            </w:tcMar>
+          </w:tcPr>
+          <w:p>
+            <w:pPr>
+              <w:spacing w:after="20"/>
+            </w:pPr>
+            <w:r>
+              <w:rPr>
+                <w:rFonts w:ascii="Consolas" w:cs="Consolas" w:eastAsia="Consolas" w:hAnsi="Consolas"/>
+                <w:sz w:val="19"/>
+                <w:szCs w:val="19"/>
+              </w:rPr>
+              <w:t>{ "payload": {</w:t>
+            </w:r>
+          </w:p>
+          <w:p>
+            <w:pPr>
+              <w:spacing w:after="20"/>
+            </w:pPr>
+            <w:r>
+              <w:rPr>
+                <w:rFonts w:ascii="Consolas" w:cs="Consolas" w:eastAsia="Consolas" w:hAnsi="Consolas"/>
+                <w:sz w:val="19"/>
+                <w:szCs w:val="19"/>
+              </w:rPr>
+              <w:t xml:space="preserve">    "kind": "od_position",</w:t>
+            </w:r>
+          </w:p>
+          <w:p>
+            <w:pPr>
+              <w:spacing w:after="20"/>
+            </w:pPr>
+            <w:r>
+              <w:rPr>
+                <w:rFonts w:ascii="Consolas" w:cs="Consolas" w:eastAsia="Consolas" w:hAnsi="Consolas"/>
+                <w:sz w:val="19"/>
+                <w:szCs w:val="19"/>
+              </w:rPr>
+              <w:t xml:space="preserve">    "event_id": "CBS-OD-2026-0929-0007",</w:t>
+            </w:r>
+          </w:p>
+          <w:p>
+            <w:pPr>
+              <w:spacing w:after="20"/>
+            </w:pPr>
+            <w:r>
+              <w:rPr>
+                <w:rFonts w:ascii="Consolas" w:cs="Consolas" w:eastAsia="Consolas" w:hAnsi="Consolas"/>
+                <w:sz w:val="19"/>
+                <w:szCs w:val="19"/>
+              </w:rPr>
+              <w:t xml:space="preserve">    "ts": "2026-09-29T18:30:00+05:30",</w:t>
+            </w:r>
+          </w:p>
+          <w:p>
+            <w:pPr>
+              <w:spacing w:after="20"/>
+            </w:pPr>
+            <w:r>
+              <w:rPr>
+                <w:rFonts w:ascii="Consolas" w:cs="Consolas" w:eastAsia="Consolas" w:hAnsi="Consolas"/>
+                <w:sz w:val="19"/>
+                <w:szCs w:val="19"/>
+              </w:rPr>
+              <w:t xml:space="preserve">    "account": "AC-OD-44210",</w:t>
+            </w:r>
+          </w:p>
+          <w:p>
+            <w:pPr>
+              <w:spacing w:after="20"/>
+            </w:pPr>
+            <w:r>
+              <w:rPr>
+                <w:rFonts w:ascii="Consolas" w:cs="Consolas" w:eastAsia="Consolas" w:hAnsi="Consolas"/>
+                <w:sz w:val="19"/>
+                <w:szCs w:val="19"/>
+              </w:rPr>
+              <w:t xml:space="preserve">    "amount": "452000.00",</w:t>
+            </w:r>
+          </w:p>
+          <w:p>
+            <w:pPr>
+              <w:spacing w:after="20"/>
+            </w:pPr>
+            <w:r>
+              <w:rPr>
+                <w:rFonts w:ascii="Consolas" w:cs="Consolas" w:eastAsia="Consolas" w:hAnsi="Consolas"/>
+                <w:sz w:val="19"/>
+                <w:szCs w:val="19"/>
+              </w:rPr>
+              <w:t xml:space="preserve">    "sanctioned_limit": "500000.00"</w:t>
+            </w:r>
+          </w:p>
+          <w:p>
+            <w:pPr>
+              <w:spacing w:after="20"/>
+            </w:pPr>
+            <w:r>
+              <w:rPr>
+                <w:rFonts w:ascii="Consolas" w:cs="Consolas" w:eastAsia="Consolas" w:hAnsi="Consolas"/>
+                <w:sz w:val="19"/>
+                <w:szCs w:val="19"/>
+              </w:rPr>
+              <w:t>} }</w:t>
+            </w:r>
+          </w:p>
+        </w:tc>
+      </w:tr>
+    </w:tbl>
+    <w:p>
+      <w:r>
+        <w:br w:type="page"/>
+      </w:r>
+    </w:p>
+    <w:p>
+      <w:pPr>
+        <w:pStyle w:val="Heading1"/>
+      </w:pPr>
+      <w:r>
+        <w:rPr>
+          <w:rFonts w:ascii="Calibri" w:hAnsi="Calibri"/>
+          <w:b w:val="0"/>
+          <w:sz w:val="21"/>
+        </w:rPr>
+        <w:t>Addendum B — Collateral Identity, Trade-Finance Events &amp; Repayment Due Dates (CPT-03 completion; CBS-06/CBS-07/CBS-08)</w:t>
+      </w:r>
+    </w:p>
+    <w:p>
+      <w:r>
+        <w:rPr>
+          <w:rFonts w:ascii="Calibri" w:hAnsi="Calibri"/>
+          <w:b w:val="0"/>
+          <w:sz w:val="21"/>
+        </w:rPr>
+        <w:t>Added 2 October 2026 (v1.3). Three independent, additive extensions to §5.3: an optional field completing an existing kind's collateral-matching capability (B.1), two new event kinds (B.2), and an optional field on an existing kind (B.3). No existing field, kind, or response shape changes.</w:t>
+      </w:r>
+    </w:p>
+    <w:p>
+      <w:pPr>
+        <w:pStyle w:val="Heading2"/>
+      </w:pPr>
+      <w:r>
+        <w:rPr>
+          <w:rFonts w:ascii="Calibri" w:hAnsi="Calibri"/>
+          <w:b w:val="0"/>
+          <w:sz w:val="21"/>
+        </w:rPr>
+        <w:t>B.1  Collateral Identity on Collateral Valuations (completes CPT-03)</w:t>
+      </w:r>
+    </w:p>
+    <w:p>
+      <w:r>
+        <w:rPr>
+          <w:rFonts w:ascii="Calibri" w:hAnsi="Calibri"/>
+          <w:b w:val="0"/>
+          <w:sz w:val="21"/>
+        </w:rPr>
+        <w:t>Extends collateral_valuation (§5.3, LOS-02) with an optional, specific asset identifier — a property/vehicle registration number, not the asset_type category §5.3 already requires. This is what lets a collateral_valuation event be matched against a loaded CERSAI charge registry for CPT-03 (same collateral, cross-checked for multiple financing) — asset_type alone cannot do this, since it is a category shared by many distinct assets, not a key.</w:t>
+      </w:r>
+    </w:p>
+    <w:tbl>
+      <w:tblPr>
+        <w:tblW w:type="dxa" w:w="9350"/>
+        <w:tblBorders>
+          <w:top w:val="single" w:color="EDF1FA" w:sz="4"/>
+          <w:left w:val="single" w:color="1E2761" w:sz="24"/>
+          <w:bottom w:val="single" w:color="EDF1FA" w:sz="4"/>
+          <w:right w:val="single" w:color="EDF1FA" w:sz="4"/>
+          <w:insideH w:val="none" w:color="EDF1FA" w:sz="0"/>
+          <w:insideV w:val="none" w:color="EDF1FA" w:sz="0"/>
+        </w:tblBorders>
+      </w:tblPr>
+      <w:tblGrid>
+        <w:gridCol w:w="9350"/>
+      </w:tblGrid>
+      <w:tr>
+        <w:tc>
+          <w:tcPr>
+            <w:tcW w:type="dxa" w:w="9350"/>
+            <w:shd w:fill="EDF1FA" w:color="auto" w:val="clear"/>
+            <w:tcMar>
+              <w:top w:type="dxa" w:w="140"/>
+              <w:left w:type="dxa" w:w="220"/>
+              <w:bottom w:type="dxa" w:w="140"/>
+              <w:right w:type="dxa" w:w="220"/>
+            </w:tcMar>
+          </w:tcPr>
+          <w:p>
+            <w:pPr>
+              <w:spacing w:after="60"/>
+            </w:pPr>
+            <w:r>
+              <w:rPr>
+                <w:rFonts w:ascii="Calibri" w:cs="Calibri" w:eastAsia="Calibri" w:hAnsi="Calibri"/>
+                <w:b/>
+                <w:bCs/>
+                <w:color w:val="1E2761"/>
+                <w:sz w:val="19"/>
+                <w:szCs w:val="19"/>
+              </w:rPr>
+              <w:t>Optional, and not a guarantee of a real match</w:t>
+            </w:r>
+          </w:p>
+          <w:p>
+            <w:r>
+              <w:rPr>
+                <w:rFonts w:ascii="Calibri" w:cs="Calibri" w:eastAsia="Calibri" w:hAnsi="Calibri"/>
+                <w:color w:val="2A2E33"/>
+                <w:sz w:val="19"/>
+                <w:szCs w:val="19"/>
+              </w:rPr>
+              <w:t>Most CBS/LOS extracts do not carry this identifier per valuation today — absent means CPT-03 stays exactly as unmeasurable as it already is; this field is never fabricated to fill the gap. Sending it makes the platform able to match a real CERSAI extract if one is configured — it cannot by itself guarantee your bank's collateral-identifier format will align with a real CERSAI extract's key format. That alignment is confirmed against real pilot data, not assumed from this document.</w:t>
+            </w:r>
+          </w:p>
+        </w:tc>
+      </w:tr>
+    </w:tbl>
+    <w:tbl>
+      <w:tblPr>
+        <w:tblW w:type="dxa" w:w="9350"/>
+        <w:tblBorders>
+          <w:top w:val="single" w:color="C7D2E6" w:sz="4"/>
+          <w:left w:val="single" w:color="C7D2E6" w:sz="4"/>
+          <w:bottom w:val="single" w:color="C7D2E6" w:sz="4"/>
+          <w:right w:val="single" w:color="C7D2E6" w:sz="4"/>
+          <w:insideH w:val="single" w:color="C7D2E6" w:sz="4"/>
+          <w:insideV w:val="single" w:color="C7D2E6" w:sz="4"/>
+        </w:tblBorders>
+      </w:tblPr>
+      <w:tblGrid>
+        <w:gridCol w:w="2100"/>
+        <w:gridCol w:w="1500"/>
+        <w:gridCol w:w="1300"/>
+        <w:gridCol w:w="4450"/>
+      </w:tblGrid>
+      <w:tr>
+        <w:trPr>
+          <w:tblHeader/>
+        </w:trPr>
+        <w:tc>
+          <w:tcPr>
+            <w:tcW w:type="dxa" w:w="2100"/>
+            <w:shd w:fill="1E2761" w:color="auto" w:val="clear"/>
+            <w:tcMar>
+              <w:top w:type="dxa" w:w="90"/>
+              <w:left w:type="dxa" w:w="110"/>
+              <w:bottom w:type="dxa" w:w="90"/>
+              <w:right w:type="dxa" w:w="110"/>
+            </w:tcMar>
+            <w:vAlign w:val="center"/>
+          </w:tcPr>
+          <w:p>
+            <w:r>
+              <w:rPr>
+                <w:rFonts w:ascii="Calibri" w:cs="Calibri" w:eastAsia="Calibri" w:hAnsi="Calibri"/>
+                <w:b/>
+                <w:bCs/>
+                <w:color w:val="FFFFFF"/>
+                <w:sz w:val="18"/>
+                <w:szCs w:val="18"/>
+              </w:rPr>
+              <w:t xml:space="preserve">Field</w:t>
+            </w:r>
+          </w:p>
+        </w:tc>
+        <w:tc>
+          <w:tcPr>
+            <w:tcW w:type="dxa" w:w="1500"/>
+            <w:shd w:fill="1E2761" w:color="auto" w:val="clear"/>
+            <w:tcMar>
+              <w:top w:type="dxa" w:w="90"/>
+              <w:left w:type="dxa" w:w="110"/>
+              <w:bottom w:type="dxa" w:w="90"/>
+              <w:right w:type="dxa" w:w="110"/>
+            </w:tcMar>
+            <w:vAlign w:val="center"/>
+          </w:tcPr>
+          <w:p>
+            <w:r>
+              <w:rPr>
+                <w:rFonts w:ascii="Calibri" w:cs="Calibri" w:eastAsia="Calibri" w:hAnsi="Calibri"/>
+                <w:b/>
+                <w:bCs/>
+                <w:color w:val="FFFFFF"/>
+                <w:sz w:val="18"/>
+                <w:szCs w:val="18"/>
+              </w:rPr>
+              <w:t xml:space="preserve">Type</w:t>
+            </w:r>
+          </w:p>
+        </w:tc>
+        <w:tc>
+          <w:tcPr>
+            <w:tcW w:type="dxa" w:w="1300"/>
+            <w:shd w:fill="1E2761" w:color="auto" w:val="clear"/>
+            <w:tcMar>
+              <w:top w:type="dxa" w:w="90"/>
+              <w:left w:type="dxa" w:w="110"/>
+              <w:bottom w:type="dxa" w:w="90"/>
+              <w:right w:type="dxa" w:w="110"/>
+            </w:tcMar>
+            <w:vAlign w:val="center"/>
+          </w:tcPr>
+          <w:p>
+            <w:r>
+              <w:rPr>
+                <w:rFonts w:ascii="Calibri" w:cs="Calibri" w:eastAsia="Calibri" w:hAnsi="Calibri"/>
+                <w:b/>
+                <w:bCs/>
+                <w:color w:val="FFFFFF"/>
+                <w:sz w:val="18"/>
+                <w:szCs w:val="18"/>
+              </w:rPr>
+              <w:t xml:space="preserve">Required</w:t>
+            </w:r>
+          </w:p>
+        </w:tc>
+        <w:tc>
+          <w:tcPr>
+            <w:tcW w:type="dxa" w:w="4450"/>
+            <w:shd w:fill="1E2761" w:color="auto" w:val="clear"/>
+            <w:tcMar>
+              <w:top w:type="dxa" w:w="90"/>
+              <w:left w:type="dxa" w:w="110"/>
+              <w:bottom w:type="dxa" w:w="90"/>
+              <w:right w:type="dxa" w:w="110"/>
+            </w:tcMar>
+            <w:vAlign w:val="center"/>
+          </w:tcPr>
+          <w:p>
+            <w:r>
+              <w:rPr>
+                <w:rFonts w:ascii="Calibri" w:cs="Calibri" w:eastAsia="Calibri" w:hAnsi="Calibri"/>
+                <w:b/>
+                <w:bCs/>
+                <w:color w:val="FFFFFF"/>
+                <w:sz w:val="18"/>
+                <w:szCs w:val="18"/>
+              </w:rPr>
+              <w:t xml:space="preserve">Notes</w:t>
+            </w:r>
+          </w:p>
+        </w:tc>
+      </w:tr>
+      <w:tr>
+        <w:tc>
+          <w:tcPr>
+            <w:tcW w:type="dxa" w:w="2100"/>
+            <w:shd w:fill="FFFFFF" w:color="auto" w:val="clear"/>
+            <w:tcMar>
+              <w:top w:type="dxa" w:w="80"/>
+              <w:left w:type="dxa" w:w="110"/>
+              <w:bottom w:type="dxa" w:w="80"/>
+              <w:right w:type="dxa" w:w="110"/>
+            </w:tcMar>
+            <w:vAlign w:val="center"/>
+          </w:tcPr>
+          <w:p>
+            <w:r>
+              <w:rPr>
+                <w:rFonts w:ascii="Consolas" w:cs="Consolas" w:eastAsia="Consolas" w:hAnsi="Consolas"/>
+                <w:sz w:val="19"/>
+                <w:szCs w:val="19"/>
+              </w:rPr>
+              <w:t>collateral_id</w:t>
+            </w:r>
+          </w:p>
+        </w:tc>
+        <w:tc>
+          <w:tcPr>
+            <w:tcW w:type="dxa" w:w="1500"/>
+            <w:shd w:fill="FFFFFF" w:color="auto" w:val="clear"/>
+            <w:tcMar>
+              <w:top w:type="dxa" w:w="80"/>
+              <w:left w:type="dxa" w:w="110"/>
+              <w:bottom w:type="dxa" w:w="80"/>
+              <w:right w:type="dxa" w:w="110"/>
+            </w:tcMar>
+            <w:vAlign w:val="center"/>
+          </w:tcPr>
+          <w:p>
+            <w:r>
+              <w:rPr>
+                <w:rFonts w:ascii="Calibri" w:cs="Calibri" w:eastAsia="Calibri" w:hAnsi="Calibri"/>
+                <w:sz w:val="18"/>
+                <w:szCs w:val="18"/>
+              </w:rPr>
+              <w:t>string</w:t>
+            </w:r>
+          </w:p>
+        </w:tc>
+        <w:tc>
+          <w:tcPr>
+            <w:tcW w:type="dxa" w:w="1300"/>
+            <w:shd w:fill="FFFFFF" w:color="auto" w:val="clear"/>
+            <w:tcMar>
+              <w:top w:type="dxa" w:w="80"/>
+              <w:left w:type="dxa" w:w="110"/>
+              <w:bottom w:type="dxa" w:w="80"/>
+              <w:right w:type="dxa" w:w="110"/>
+            </w:tcMar>
+            <w:vAlign w:val="center"/>
+          </w:tcPr>
+          <w:p>
+            <w:r>
+              <w:rPr>
+                <w:rFonts w:ascii="Calibri" w:cs="Calibri" w:eastAsia="Calibri" w:hAnsi="Calibri"/>
+                <w:sz w:val="18"/>
+                <w:szCs w:val="18"/>
+              </w:rPr>
+              <w:t>No</w:t>
+            </w:r>
+          </w:p>
+        </w:tc>
+        <w:tc>
+          <w:tcPr>
+            <w:tcW w:type="dxa" w:w="4450"/>
+            <w:shd w:fill="FFFFFF" w:color="auto" w:val="clear"/>
+            <w:tcMar>
+              <w:top w:type="dxa" w:w="80"/>
+              <w:left w:type="dxa" w:w="110"/>
+              <w:bottom w:type="dxa" w:w="80"/>
+              <w:right w:type="dxa" w:w="110"/>
+            </w:tcMar>
+            <w:vAlign w:val="center"/>
+          </w:tcPr>
+          <w:p>
+            <w:r>
+              <w:rPr>
+                <w:rFonts w:ascii="Calibri" w:cs="Calibri" w:eastAsia="Calibri" w:hAnsi="Calibri"/>
+                <w:sz w:val="18"/>
+                <w:szCs w:val="18"/>
+              </w:rPr>
+              <w:t>A property/vehicle registration number or charge reference for this specific asset. Accepted aliases: collateral_id, charge_reference, chargeReference. Unblocks CPT-03 only once a CERSAI charge registry is also loaded for the tenant — a separate, admin-side configuration step, not part of this feed.</w:t>
+            </w:r>
+          </w:p>
+        </w:tc>
+      </w:tr>
+    </w:tbl>
+    <w:p>
+      <w:pPr>
+        <w:pStyle w:val="Heading2"/>
+      </w:pPr>
+      <w:r>
+        <w:rPr>
+          <w:rFonts w:ascii="Calibri" w:hAnsi="Calibri"/>
+          <w:b w:val="0"/>
+          <w:sz w:val="21"/>
+        </w:rPr>
+        <w:t>B.2  BG Invocation &amp; Facility Sanction Events (CBS-06/CBS-07)</w:t>
+      </w:r>
+    </w:p>
+    <w:p>
+      <w:r>
+        <w:rPr>
+          <w:rFonts w:ascii="Calibri" w:hAnsi="Calibri"/>
+          <w:b w:val="0"/>
+          <w:sz w:val="21"/>
+        </w:rPr>
+        <w:t>Extends §5.3's Event Kinds and Field Reference further. Fourteen event kinds are now accepted, not twelve.</w:t>
+      </w:r>
+    </w:p>
+    <w:tbl>
+      <w:tblPr>
+        <w:tblW w:type="dxa" w:w="9350"/>
+        <w:tblBorders>
+          <w:top w:val="single" w:color="EDF1FA" w:sz="4"/>
+          <w:left w:val="single" w:color="1E2761" w:sz="24"/>
+          <w:bottom w:val="single" w:color="EDF1FA" w:sz="4"/>
+          <w:right w:val="single" w:color="EDF1FA" w:sz="4"/>
+          <w:insideH w:val="none" w:color="EDF1FA" w:sz="0"/>
+          <w:insideV w:val="none" w:color="EDF1FA" w:sz="0"/>
+        </w:tblBorders>
+      </w:tblPr>
+      <w:tblGrid>
+        <w:gridCol w:w="9350"/>
+      </w:tblGrid>
+      <w:tr>
+        <w:tc>
+          <w:tcPr>
+            <w:tcW w:type="dxa" w:w="9350"/>
+            <w:shd w:fill="EDF1FA" w:color="auto" w:val="clear"/>
+            <w:tcMar>
+              <w:top w:type="dxa" w:w="140"/>
+              <w:left w:type="dxa" w:w="220"/>
+              <w:bottom w:type="dxa" w:w="140"/>
+              <w:right w:type="dxa" w:w="220"/>
+            </w:tcMar>
+          </w:tcPr>
+          <w:p>
+            <w:pPr>
+              <w:spacing w:after="60"/>
+            </w:pPr>
+            <w:r>
+              <w:rPr>
+                <w:rFonts w:ascii="Calibri" w:cs="Calibri" w:eastAsia="Calibri" w:hAnsi="Calibri"/>
+                <w:b/>
+                <w:bCs/>
+                <w:color w:val="1E2761"/>
+                <w:sz w:val="19"/>
+                <w:szCs w:val="19"/>
+              </w:rPr>
+              <w:t>Same scoring shape as CBS-04/CBS-05</w:t>
+            </w:r>
+          </w:p>
+          <w:p>
+            <w:r>
+              <w:rPr>
+                <w:rFonts w:ascii="Calibri" w:cs="Calibri" w:eastAsia="Calibri" w:hAnsi="Calibri"/>
+                <w:color w:val="2A2E33"/>
+                <w:sz w:val="19"/>
+                <w:szCs w:val="19"/>
+              </w:rPr>
+              <w:t>Both bg_lc_event and facility_sanction score the same payment-scored way CBS-04/05 do (Addendum A.2) — Fraud360 looks up the loan context for whichever account a payment transaction in the batch touches. Same endpoint, same batch shape, same common fields (§5.3) — only the two rows below are new.</w:t>
+            </w:r>
+          </w:p>
+        </w:tc>
+      </w:tr>
+    </w:tbl>
+    <w:tbl>
+      <w:tblPr>
+        <w:tblW w:type="dxa" w:w="9150"/>
+        <w:tblBorders>
+          <w:top w:val="single" w:color="C7D2E6" w:sz="4"/>
+          <w:left w:val="single" w:color="C7D2E6" w:sz="4"/>
+          <w:bottom w:val="single" w:color="C7D2E6" w:sz="4"/>
+          <w:right w:val="single" w:color="C7D2E6" w:sz="4"/>
+          <w:insideH w:val="single" w:color="C7D2E6" w:sz="4"/>
+          <w:insideV w:val="single" w:color="C7D2E6" w:sz="4"/>
+        </w:tblBorders>
+      </w:tblPr>
+      <w:tblGrid>
+        <w:gridCol w:w="2100"/>
+        <w:gridCol w:w="3100"/>
+        <w:gridCol w:w="1400"/>
+        <w:gridCol w:w="2550"/>
+      </w:tblGrid>
+      <w:tr>
+        <w:trPr>
+          <w:tblHeader/>
+        </w:trPr>
+        <w:tc>
+          <w:tcPr>
+            <w:tcW w:type="dxa" w:w="2100"/>
+            <w:shd w:fill="1E2761" w:color="auto" w:val="clear"/>
+            <w:tcMar>
+              <w:top w:type="dxa" w:w="90"/>
+              <w:left w:type="dxa" w:w="110"/>
+              <w:bottom w:type="dxa" w:w="90"/>
+              <w:right w:type="dxa" w:w="110"/>
+            </w:tcMar>
+            <w:vAlign w:val="center"/>
+          </w:tcPr>
+          <w:p>
+            <w:r>
+              <w:rPr>
+                <w:rFonts w:ascii="Calibri" w:cs="Calibri" w:eastAsia="Calibri" w:hAnsi="Calibri"/>
+                <w:b/>
+                <w:bCs/>
+                <w:color w:val="FFFFFF"/>
+                <w:sz w:val="18"/>
+                <w:szCs w:val="18"/>
+              </w:rPr>
+              <w:t xml:space="preserve">kind</w:t>
+            </w:r>
+          </w:p>
+        </w:tc>
+        <w:tc>
+          <w:tcPr>
+            <w:tcW w:type="dxa" w:w="3100"/>
+            <w:shd w:fill="1E2761" w:color="auto" w:val="clear"/>
+            <w:tcMar>
+              <w:top w:type="dxa" w:w="90"/>
+              <w:left w:type="dxa" w:w="110"/>
+              <w:bottom w:type="dxa" w:w="90"/>
+              <w:right w:type="dxa" w:w="110"/>
+            </w:tcMar>
+            <w:vAlign w:val="center"/>
+          </w:tcPr>
+          <w:p>
+            <w:r>
+              <w:rPr>
+                <w:rFonts w:ascii="Calibri" w:cs="Calibri" w:eastAsia="Calibri" w:hAnsi="Calibri"/>
+                <w:b/>
+                <w:bCs/>
+                <w:color w:val="FFFFFF"/>
+                <w:sz w:val="18"/>
+                <w:szCs w:val="18"/>
+              </w:rPr>
+              <w:t xml:space="preserve">What it is</w:t>
+            </w:r>
+          </w:p>
+        </w:tc>
+        <w:tc>
+          <w:tcPr>
+            <w:tcW w:type="dxa" w:w="1400"/>
+            <w:shd w:fill="1E2761" w:color="auto" w:val="clear"/>
+            <w:tcMar>
+              <w:top w:type="dxa" w:w="90"/>
+              <w:left w:type="dxa" w:w="110"/>
+              <w:bottom w:type="dxa" w:w="90"/>
+              <w:right w:type="dxa" w:w="110"/>
+            </w:tcMar>
+            <w:vAlign w:val="center"/>
+          </w:tcPr>
+          <w:p>
+            <w:r>
+              <w:rPr>
+                <w:rFonts w:ascii="Calibri" w:cs="Calibri" w:eastAsia="Calibri" w:hAnsi="Calibri"/>
+                <w:b/>
+                <w:bCs/>
+                <w:color w:val="FFFFFF"/>
+                <w:sz w:val="18"/>
+                <w:szCs w:val="18"/>
+              </w:rPr>
+              <w:t xml:space="preserve">Unblocks</w:t>
+            </w:r>
+          </w:p>
+        </w:tc>
+        <w:tc>
+          <w:tcPr>
+            <w:tcW w:type="dxa" w:w="2550"/>
+            <w:shd w:fill="1E2761" w:color="auto" w:val="clear"/>
+            <w:tcMar>
+              <w:top w:type="dxa" w:w="90"/>
+              <w:left w:type="dxa" w:w="110"/>
+              <w:bottom w:type="dxa" w:w="90"/>
+              <w:right w:type="dxa" w:w="110"/>
+            </w:tcMar>
+            <w:vAlign w:val="center"/>
+          </w:tcPr>
+          <w:p>
+            <w:r>
+              <w:rPr>
+                <w:rFonts w:ascii="Calibri" w:cs="Calibri" w:eastAsia="Calibri" w:hAnsi="Calibri"/>
+                <w:b/>
+                <w:bCs/>
+                <w:color w:val="FFFFFF"/>
+                <w:sz w:val="18"/>
+                <w:szCs w:val="18"/>
+              </w:rPr>
+              <w:t xml:space="preserve">Extra required fields</w:t>
+            </w:r>
+          </w:p>
+        </w:tc>
+      </w:tr>
+      <w:tr>
+        <w:tc>
+          <w:tcPr>
+            <w:tcW w:type="dxa" w:w="2100"/>
+            <w:shd w:fill="FFFFFF" w:color="auto" w:val="clear"/>
+            <w:tcMar>
+              <w:top w:type="dxa" w:w="80"/>
+              <w:left w:type="dxa" w:w="110"/>
+              <w:bottom w:type="dxa" w:w="80"/>
+              <w:right w:type="dxa" w:w="110"/>
+            </w:tcMar>
+            <w:vAlign w:val="center"/>
+          </w:tcPr>
+          <w:p>
+            <w:r>
+              <w:rPr>
+                <w:rFonts w:ascii="Consolas" w:cs="Consolas" w:eastAsia="Consolas" w:hAnsi="Consolas"/>
+                <w:sz w:val="19"/>
+                <w:szCs w:val="19"/>
+              </w:rPr>
+              <w:t>bg_lc_event</w:t>
+            </w:r>
+          </w:p>
+        </w:tc>
+        <w:tc>
+          <w:tcPr>
+            <w:tcW w:type="dxa" w:w="3100"/>
+            <w:shd w:fill="FFFFFF" w:color="auto" w:val="clear"/>
+            <w:tcMar>
+              <w:top w:type="dxa" w:w="80"/>
+              <w:left w:type="dxa" w:w="110"/>
+              <w:bottom w:type="dxa" w:w="80"/>
+              <w:right w:type="dxa" w:w="110"/>
+            </w:tcMar>
+            <w:vAlign w:val="center"/>
+          </w:tcPr>
+          <w:p>
+            <w:r>
+              <w:rPr>
+                <w:rFonts w:ascii="Calibri" w:cs="Calibri" w:eastAsia="Calibri" w:hAnsi="Calibri"/>
+                <w:sz w:val="18"/>
+                <w:szCs w:val="18"/>
+              </w:rPr>
+              <w:t>A bank guarantee invoked, or a letter of credit devolved, against the account</w:t>
+            </w:r>
+          </w:p>
+        </w:tc>
+        <w:tc>
+          <w:tcPr>
+            <w:tcW w:type="dxa" w:w="1400"/>
+            <w:shd w:fill="FFFFFF" w:color="auto" w:val="clear"/>
+            <w:tcMar>
+              <w:top w:type="dxa" w:w="80"/>
+              <w:left w:type="dxa" w:w="110"/>
+              <w:bottom w:type="dxa" w:w="80"/>
+              <w:right w:type="dxa" w:w="110"/>
+            </w:tcMar>
+            <w:vAlign w:val="center"/>
+          </w:tcPr>
+          <w:p>
+            <w:r>
+              <w:rPr>
+                <w:rFonts w:ascii="Calibri" w:cs="Calibri" w:eastAsia="Calibri" w:hAnsi="Calibri"/>
+                <w:sz w:val="18"/>
+                <w:szCs w:val="18"/>
+              </w:rPr>
+              <w:t>CBS-06</w:t>
+            </w:r>
+          </w:p>
+        </w:tc>
+        <w:tc>
+          <w:tcPr>
+            <w:tcW w:type="dxa" w:w="2550"/>
+            <w:shd w:fill="FFFFFF" w:color="auto" w:val="clear"/>
+            <w:tcMar>
+              <w:top w:type="dxa" w:w="80"/>
+              <w:left w:type="dxa" w:w="110"/>
+              <w:bottom w:type="dxa" w:w="80"/>
+              <w:right w:type="dxa" w:w="110"/>
+            </w:tcMar>
+            <w:vAlign w:val="center"/>
+          </w:tcPr>
+          <w:p>
+            <w:r>
+              <w:rPr>
+                <w:rFonts w:ascii="Calibri" w:cs="Calibri" w:eastAsia="Calibri" w:hAnsi="Calibri"/>
+                <w:sz w:val="18"/>
+                <w:szCs w:val="18"/>
+              </w:rPr>
+              <w:t>— (common fields only). The invoked/devolved amount is sent as the common amount field.</w:t>
+            </w:r>
+          </w:p>
+        </w:tc>
+      </w:tr>
+      <w:tr>
+        <w:tc>
+          <w:tcPr>
+            <w:tcW w:type="dxa" w:w="2100"/>
+            <w:shd w:fill="FFFFFF" w:color="auto" w:val="clear"/>
+            <w:tcMar>
+              <w:top w:type="dxa" w:w="80"/>
+              <w:left w:type="dxa" w:w="110"/>
+              <w:bottom w:type="dxa" w:w="80"/>
+              <w:right w:type="dxa" w:w="110"/>
+            </w:tcMar>
+            <w:vAlign w:val="center"/>
+          </w:tcPr>
+          <w:p>
+            <w:r>
+              <w:rPr>
+                <w:rFonts w:ascii="Consolas" w:cs="Consolas" w:eastAsia="Consolas" w:hAnsi="Consolas"/>
+                <w:sz w:val="19"/>
+                <w:szCs w:val="19"/>
+              </w:rPr>
+              <w:t>facility_sanction</w:t>
+            </w:r>
+          </w:p>
+        </w:tc>
+        <w:tc>
+          <w:tcPr>
+            <w:tcW w:type="dxa" w:w="3100"/>
+            <w:shd w:fill="FFFFFF" w:color="auto" w:val="clear"/>
+            <w:tcMar>
+              <w:top w:type="dxa" w:w="80"/>
+              <w:left w:type="dxa" w:w="110"/>
+              <w:bottom w:type="dxa" w:w="80"/>
+              <w:right w:type="dxa" w:w="110"/>
+            </w:tcMar>
+            <w:vAlign w:val="center"/>
+          </w:tcPr>
+          <w:p>
+            <w:r>
+              <w:rPr>
+                <w:rFonts w:ascii="Calibri" w:cs="Calibri" w:eastAsia="Calibri" w:hAnsi="Calibri"/>
+                <w:sz w:val="18"/>
+                <w:szCs w:val="18"/>
+              </w:rPr>
+              <w:t>A credit facility sanctioned against the account</w:t>
+            </w:r>
+          </w:p>
+        </w:tc>
+        <w:tc>
+          <w:tcPr>
+            <w:tcW w:type="dxa" w:w="1400"/>
+            <w:shd w:fill="FFFFFF" w:color="auto" w:val="clear"/>
+            <w:tcMar>
+              <w:top w:type="dxa" w:w="80"/>
+              <w:left w:type="dxa" w:w="110"/>
+              <w:bottom w:type="dxa" w:w="80"/>
+              <w:right w:type="dxa" w:w="110"/>
+            </w:tcMar>
+            <w:vAlign w:val="center"/>
+          </w:tcPr>
+          <w:p>
+            <w:r>
+              <w:rPr>
+                <w:rFonts w:ascii="Calibri" w:cs="Calibri" w:eastAsia="Calibri" w:hAnsi="Calibri"/>
+                <w:sz w:val="18"/>
+                <w:szCs w:val="18"/>
+              </w:rPr>
+              <w:t>CBS-07</w:t>
+            </w:r>
+          </w:p>
+        </w:tc>
+        <w:tc>
+          <w:tcPr>
+            <w:tcW w:type="dxa" w:w="2550"/>
+            <w:shd w:fill="FFFFFF" w:color="auto" w:val="clear"/>
+            <w:tcMar>
+              <w:top w:type="dxa" w:w="80"/>
+              <w:left w:type="dxa" w:w="110"/>
+              <w:bottom w:type="dxa" w:w="80"/>
+              <w:right w:type="dxa" w:w="110"/>
+            </w:tcMar>
+            <w:vAlign w:val="center"/>
+          </w:tcPr>
+          <w:p>
+            <w:r>
+              <w:rPr>
+                <w:rFonts w:ascii="Calibri" w:cs="Calibri" w:eastAsia="Calibri" w:hAnsi="Calibri"/>
+                <w:sz w:val="18"/>
+                <w:szCs w:val="18"/>
+              </w:rPr>
+              <w:t>funds_interest (true/false) — hard-required. The event is rejected without it; sanctioning a facility is routine business, only sanctioning one specifically to fund interest on existing exposure is the signal, and the event cannot say which kind of sanction it was without this flag.</w:t>
+            </w:r>
+          </w:p>
+        </w:tc>
+      </w:tr>
+    </w:tbl>
+    <w:p>
+      <w:pPr>
+        <w:pStyle w:val="Heading3"/>
+      </w:pPr>
+      <w:r>
+        <w:rPr>
+          <w:rFonts w:ascii="Calibri" w:hAnsi="Calibri"/>
+          <w:b w:val="0"/>
+          <w:sz w:val="21"/>
+        </w:rPr>
+        <w:t>Worked example — facility_sanction</w:t>
+      </w:r>
+    </w:p>
+    <w:p>
+      <w:r>
+        <w:rPr>
+          <w:rFonts w:ascii="Calibri" w:hAnsi="Calibri"/>
+          <w:b w:val="0"/>
+          <w:sz w:val="21"/>
+        </w:rPr>
+        <w:t>A facility sanctioned specifically to fund interest on an existing exposure — the case CBS-07 exists to catch.</w:t>
+      </w:r>
+    </w:p>
+    <w:tbl>
+      <w:tblPr>
+        <w:tblW w:type="dxa" w:w="9350"/>
+        <w:tblBorders>
+          <w:top w:val="single" w:color="D8DCE3" w:sz="4"/>
+          <w:left w:val="single" w:color="D8DCE3" w:sz="4"/>
+          <w:bottom w:val="single" w:color="D8DCE3" w:sz="4"/>
+          <w:right w:val="single" w:color="D8DCE3" w:sz="4"/>
+          <w:insideH w:val="none" w:color="D8DCE3" w:sz="0"/>
+          <w:insideV w:val="none" w:color="D8DCE3" w:sz="0"/>
+        </w:tblBorders>
+      </w:tblPr>
+      <w:tblGrid>
+        <w:gridCol w:w="9350"/>
+      </w:tblGrid>
+      <w:tr>
+        <w:tc>
+          <w:tcPr>
+            <w:tcW w:type="dxa" w:w="9350"/>
+            <w:shd w:fill="F3F4F6" w:color="auto" w:val="clear"/>
+            <w:tcMar>
+              <w:top w:type="dxa" w:w="140"/>
+              <w:left w:type="dxa" w:w="180"/>
+              <w:bottom w:type="dxa" w:w="140"/>
+              <w:right w:type="dxa" w:w="180"/>
+            </w:tcMar>
+          </w:tcPr>
+          <w:p>
+            <w:pPr>
+              <w:spacing w:after="20"/>
+            </w:pPr>
+            <w:r>
+              <w:rPr>
+                <w:rFonts w:ascii="Consolas" w:cs="Consolas" w:eastAsia="Consolas" w:hAnsi="Consolas"/>
+                <w:sz w:val="19"/>
+                <w:szCs w:val="19"/>
+              </w:rPr>
+              <w:t>{ "payload": {</w:t>
+            </w:r>
+          </w:p>
+          <w:p>
+            <w:pPr>
+              <w:spacing w:after="20"/>
+            </w:pPr>
+            <w:r>
+              <w:rPr>
+                <w:rFonts w:ascii="Consolas" w:cs="Consolas" w:eastAsia="Consolas" w:hAnsi="Consolas"/>
+                <w:sz w:val="19"/>
+                <w:szCs w:val="19"/>
+              </w:rPr>
+              <w:t xml:space="preserve">    "kind": "facility_sanction",</w:t>
+            </w:r>
+          </w:p>
+          <w:p>
+            <w:pPr>
+              <w:spacing w:after="20"/>
+            </w:pPr>
+            <w:r>
+              <w:rPr>
+                <w:rFonts w:ascii="Consolas" w:cs="Consolas" w:eastAsia="Consolas" w:hAnsi="Consolas"/>
+                <w:sz w:val="19"/>
+                <w:szCs w:val="19"/>
+              </w:rPr>
+              <w:t xml:space="preserve">    "event_id": "CBS-FS-2026-1002-0014",</w:t>
+            </w:r>
+          </w:p>
+          <w:p>
+            <w:pPr>
+              <w:spacing w:after="20"/>
+            </w:pPr>
+            <w:r>
+              <w:rPr>
+                <w:rFonts w:ascii="Consolas" w:cs="Consolas" w:eastAsia="Consolas" w:hAnsi="Consolas"/>
+                <w:sz w:val="19"/>
+                <w:szCs w:val="19"/>
+              </w:rPr>
+              <w:t xml:space="preserve">    "ts": "2026-10-02T11:05:00+05:30",</w:t>
+            </w:r>
+          </w:p>
+          <w:p>
+            <w:pPr>
+              <w:spacing w:after="20"/>
+            </w:pPr>
+            <w:r>
+              <w:rPr>
+                <w:rFonts w:ascii="Consolas" w:cs="Consolas" w:eastAsia="Consolas" w:hAnsi="Consolas"/>
+                <w:sz w:val="19"/>
+                <w:szCs w:val="19"/>
+              </w:rPr>
+              <w:t xml:space="preserve">    "account": "LN-77120-9981",</w:t>
+            </w:r>
+          </w:p>
+          <w:p>
+            <w:pPr>
+              <w:spacing w:after="20"/>
+            </w:pPr>
+            <w:r>
+              <w:rPr>
+                <w:rFonts w:ascii="Consolas" w:cs="Consolas" w:eastAsia="Consolas" w:hAnsi="Consolas"/>
+                <w:sz w:val="19"/>
+                <w:szCs w:val="19"/>
+              </w:rPr>
+              <w:t xml:space="preserve">    "amount": "200000.00",</w:t>
+            </w:r>
+          </w:p>
+          <w:p>
+            <w:pPr>
+              <w:spacing w:after="20"/>
+            </w:pPr>
+            <w:r>
+              <w:rPr>
+                <w:rFonts w:ascii="Consolas" w:cs="Consolas" w:eastAsia="Consolas" w:hAnsi="Consolas"/>
+                <w:sz w:val="19"/>
+                <w:szCs w:val="19"/>
+              </w:rPr>
+              <w:t xml:space="preserve">    "funds_interest": true</w:t>
+            </w:r>
+          </w:p>
+          <w:p>
+            <w:pPr>
+              <w:spacing w:after="20"/>
+            </w:pPr>
+            <w:r>
+              <w:rPr>
+                <w:rFonts w:ascii="Consolas" w:cs="Consolas" w:eastAsia="Consolas" w:hAnsi="Consolas"/>
+                <w:sz w:val="19"/>
+                <w:szCs w:val="19"/>
+              </w:rPr>
+              <w:t>} }</w:t>
+            </w:r>
+          </w:p>
+        </w:tc>
+      </w:tr>
+    </w:tbl>
+    <w:p>
+      <w:pPr>
+        <w:pStyle w:val="Heading2"/>
+      </w:pPr>
+      <w:r>
+        <w:rPr>
+          <w:rFonts w:ascii="Calibri" w:hAnsi="Calibri"/>
+          <w:b w:val="0"/>
+          <w:sz w:val="21"/>
+        </w:rPr>
+        <w:t>B.3  Repayment Due Date (CBS-08)</w:t>
+      </w:r>
+    </w:p>
+    <w:p>
+      <w:r>
+        <w:rPr>
+          <w:rFonts w:ascii="Calibri" w:hAnsi="Calibri"/>
+          <w:b w:val="0"/>
+          <w:sz w:val="21"/>
+        </w:rPr>
+        <w:t>Extends loan_repayment (§5.3, BEH-02) with an optional due date, so a repayment can be compared against when it was actually owed.</w:t>
+      </w:r>
+    </w:p>
+    <w:tbl>
+      <w:tblPr>
+        <w:tblW w:type="dxa" w:w="9350"/>
+        <w:tblBorders>
+          <w:top w:val="single" w:color="EDF1FA" w:sz="4"/>
+          <w:left w:val="single" w:color="1E2761" w:sz="24"/>
+          <w:bottom w:val="single" w:color="EDF1FA" w:sz="4"/>
+          <w:right w:val="single" w:color="EDF1FA" w:sz="4"/>
+          <w:insideH w:val="none" w:color="EDF1FA" w:sz="0"/>
+          <w:insideV w:val="none" w:color="EDF1FA" w:sz="0"/>
+        </w:tblBorders>
+      </w:tblPr>
+      <w:tblGrid>
+        <w:gridCol w:w="9350"/>
+      </w:tblGrid>
+      <w:tr>
+        <w:tc>
+          <w:tcPr>
+            <w:tcW w:type="dxa" w:w="9350"/>
+            <w:shd w:fill="EDF1FA" w:color="auto" w:val="clear"/>
+            <w:tcMar>
+              <w:top w:type="dxa" w:w="140"/>
+              <w:left w:type="dxa" w:w="220"/>
+              <w:bottom w:type="dxa" w:w="140"/>
+              <w:right w:type="dxa" w:w="220"/>
+            </w:tcMar>
+          </w:tcPr>
+          <w:p>
+            <w:pPr>
+              <w:spacing w:after="60"/>
+            </w:pPr>
+            <w:r>
+              <w:rPr>
+                <w:rFonts w:ascii="Calibri" w:cs="Calibri" w:eastAsia="Calibri" w:hAnsi="Calibri"/>
+                <w:b/>
+                <w:bCs/>
+                <w:color w:val="1E2761"/>
+                <w:sz w:val="19"/>
+                <w:szCs w:val="19"/>
+              </w:rPr>
+              <w:t>A calendar date, not a timestamp</w:t>
+            </w:r>
+          </w:p>
+          <w:p>
+            <w:r>
+              <w:rPr>
+                <w:rFonts w:ascii="Calibri" w:cs="Calibri" w:eastAsia="Calibri" w:hAnsi="Calibri"/>
+                <w:color w:val="2A2E33"/>
+                <w:sz w:val="19"/>
+                <w:szCs w:val="19"/>
+              </w:rPr>
+              <w:t>due_date has no time-of-day meaning, so send a plain ISO-8601 date (YYYY-MM-DD), not a timestamp with a timezone offset — unlike every other time field in this contract (§3.3). Most CBS extracts today send only the repayment itself, not the instalment schedule it was due against; absent means CBS-08 stays unmeasurable, never guessed. A repayment counts as delayed only once it lands more than 7 days past its own due_date — ordinary settlement lag is not the conduct this rule names.</w:t>
+            </w:r>
+          </w:p>
+        </w:tc>
+      </w:tr>
+    </w:tbl>
+    <w:tbl>
+      <w:tblPr>
+        <w:tblW w:type="dxa" w:w="9350"/>
+        <w:tblBorders>
+          <w:top w:val="single" w:color="C7D2E6" w:sz="4"/>
+          <w:left w:val="single" w:color="C7D2E6" w:sz="4"/>
+          <w:bottom w:val="single" w:color="C7D2E6" w:sz="4"/>
+          <w:right w:val="single" w:color="C7D2E6" w:sz="4"/>
+          <w:insideH w:val="single" w:color="C7D2E6" w:sz="4"/>
+          <w:insideV w:val="single" w:color="C7D2E6" w:sz="4"/>
+        </w:tblBorders>
+      </w:tblPr>
+      <w:tblGrid>
+        <w:gridCol w:w="2100"/>
+        <w:gridCol w:w="1500"/>
+        <w:gridCol w:w="1300"/>
+        <w:gridCol w:w="4450"/>
+      </w:tblGrid>
+      <w:tr>
+        <w:trPr>
+          <w:tblHeader/>
+        </w:trPr>
+        <w:tc>
+          <w:tcPr>
+            <w:tcW w:type="dxa" w:w="2100"/>
+            <w:shd w:fill="1E2761" w:color="auto" w:val="clear"/>
+            <w:tcMar>
+              <w:top w:type="dxa" w:w="90"/>
+              <w:left w:type="dxa" w:w="110"/>
+              <w:bottom w:type="dxa" w:w="90"/>
+              <w:right w:type="dxa" w:w="110"/>
+            </w:tcMar>
+            <w:vAlign w:val="center"/>
+          </w:tcPr>
+          <w:p>
+            <w:r>
+              <w:rPr>
+                <w:rFonts w:ascii="Calibri" w:cs="Calibri" w:eastAsia="Calibri" w:hAnsi="Calibri"/>
+                <w:b/>
+                <w:bCs/>
+                <w:color w:val="FFFFFF"/>
+                <w:sz w:val="18"/>
+                <w:szCs w:val="18"/>
+              </w:rPr>
+              <w:t xml:space="preserve">Field</w:t>
+            </w:r>
+          </w:p>
+        </w:tc>
+        <w:tc>
+          <w:tcPr>
+            <w:tcW w:type="dxa" w:w="1500"/>
+            <w:shd w:fill="1E2761" w:color="auto" w:val="clear"/>
+            <w:tcMar>
+              <w:top w:type="dxa" w:w="90"/>
+              <w:left w:type="dxa" w:w="110"/>
+              <w:bottom w:type="dxa" w:w="90"/>
+              <w:right w:type="dxa" w:w="110"/>
+            </w:tcMar>
+            <w:vAlign w:val="center"/>
+          </w:tcPr>
+          <w:p>
+            <w:r>
+              <w:rPr>
+                <w:rFonts w:ascii="Calibri" w:cs="Calibri" w:eastAsia="Calibri" w:hAnsi="Calibri"/>
+                <w:b/>
+                <w:bCs/>
+                <w:color w:val="FFFFFF"/>
+                <w:sz w:val="18"/>
+                <w:szCs w:val="18"/>
+              </w:rPr>
+              <w:t xml:space="preserve">Type</w:t>
+            </w:r>
+          </w:p>
+        </w:tc>
+        <w:tc>
+          <w:tcPr>
+            <w:tcW w:type="dxa" w:w="1300"/>
+            <w:shd w:fill="1E2761" w:color="auto" w:val="clear"/>
+            <w:tcMar>
+              <w:top w:type="dxa" w:w="90"/>
+              <w:left w:type="dxa" w:w="110"/>
+              <w:bottom w:type="dxa" w:w="90"/>
+              <w:right w:type="dxa" w:w="110"/>
+            </w:tcMar>
+            <w:vAlign w:val="center"/>
+          </w:tcPr>
+          <w:p>
+            <w:r>
+              <w:rPr>
+                <w:rFonts w:ascii="Calibri" w:cs="Calibri" w:eastAsia="Calibri" w:hAnsi="Calibri"/>
+                <w:b/>
+                <w:bCs/>
+                <w:color w:val="FFFFFF"/>
+                <w:sz w:val="18"/>
+                <w:szCs w:val="18"/>
+              </w:rPr>
+              <w:t xml:space="preserve">Required</w:t>
+            </w:r>
+          </w:p>
+        </w:tc>
+        <w:tc>
+          <w:tcPr>
+            <w:tcW w:type="dxa" w:w="4450"/>
+            <w:shd w:fill="1E2761" w:color="auto" w:val="clear"/>
+            <w:tcMar>
+              <w:top w:type="dxa" w:w="90"/>
+              <w:left w:type="dxa" w:w="110"/>
+              <w:bottom w:type="dxa" w:w="90"/>
+              <w:right w:type="dxa" w:w="110"/>
+            </w:tcMar>
+            <w:vAlign w:val="center"/>
+          </w:tcPr>
+          <w:p>
+            <w:r>
+              <w:rPr>
+                <w:rFonts w:ascii="Calibri" w:cs="Calibri" w:eastAsia="Calibri" w:hAnsi="Calibri"/>
+                <w:b/>
+                <w:bCs/>
+                <w:color w:val="FFFFFF"/>
+                <w:sz w:val="18"/>
+                <w:szCs w:val="18"/>
+              </w:rPr>
+              <w:t xml:space="preserve">Notes</w:t>
+            </w:r>
+          </w:p>
+        </w:tc>
+      </w:tr>
+      <w:tr>
+        <w:tc>
+          <w:tcPr>
+            <w:tcW w:type="dxa" w:w="2100"/>
+            <w:shd w:fill="FFFFFF" w:color="auto" w:val="clear"/>
+            <w:tcMar>
+              <w:top w:type="dxa" w:w="80"/>
+              <w:left w:type="dxa" w:w="110"/>
+              <w:bottom w:type="dxa" w:w="80"/>
+              <w:right w:type="dxa" w:w="110"/>
+            </w:tcMar>
+            <w:vAlign w:val="center"/>
+          </w:tcPr>
+          <w:p>
+            <w:r>
+              <w:rPr>
+                <w:rFonts w:ascii="Consolas" w:cs="Consolas" w:eastAsia="Consolas" w:hAnsi="Consolas"/>
+                <w:sz w:val="19"/>
+                <w:szCs w:val="19"/>
+              </w:rPr>
+              <w:t>due_date</w:t>
+            </w:r>
+          </w:p>
+        </w:tc>
+        <w:tc>
+          <w:tcPr>
+            <w:tcW w:type="dxa" w:w="1500"/>
+            <w:shd w:fill="FFFFFF" w:color="auto" w:val="clear"/>
+            <w:tcMar>
+              <w:top w:type="dxa" w:w="80"/>
+              <w:left w:type="dxa" w:w="110"/>
+              <w:bottom w:type="dxa" w:w="80"/>
+              <w:right w:type="dxa" w:w="110"/>
+            </w:tcMar>
+            <w:vAlign w:val="center"/>
+          </w:tcPr>
+          <w:p>
+            <w:r>
+              <w:rPr>
+                <w:rFonts w:ascii="Calibri" w:cs="Calibri" w:eastAsia="Calibri" w:hAnsi="Calibri"/>
+                <w:sz w:val="18"/>
+                <w:szCs w:val="18"/>
+              </w:rPr>
+              <w:t>date (YYYY-MM-DD)</w:t>
+            </w:r>
+          </w:p>
+        </w:tc>
+        <w:tc>
+          <w:tcPr>
+            <w:tcW w:type="dxa" w:w="1300"/>
+            <w:shd w:fill="FFFFFF" w:color="auto" w:val="clear"/>
+            <w:tcMar>
+              <w:top w:type="dxa" w:w="80"/>
+              <w:left w:type="dxa" w:w="110"/>
+              <w:bottom w:type="dxa" w:w="80"/>
+              <w:right w:type="dxa" w:w="110"/>
+            </w:tcMar>
+            <w:vAlign w:val="center"/>
+          </w:tcPr>
+          <w:p>
+            <w:r>
+              <w:rPr>
+                <w:rFonts w:ascii="Calibri" w:cs="Calibri" w:eastAsia="Calibri" w:hAnsi="Calibri"/>
+                <w:sz w:val="18"/>
+                <w:szCs w:val="18"/>
+              </w:rPr>
+              <w:t>No</w:t>
+            </w:r>
+          </w:p>
+        </w:tc>
+        <w:tc>
+          <w:tcPr>
+            <w:tcW w:type="dxa" w:w="4450"/>
+            <w:shd w:fill="FFFFFF" w:color="auto" w:val="clear"/>
+            <w:tcMar>
+              <w:top w:type="dxa" w:w="80"/>
+              <w:left w:type="dxa" w:w="110"/>
+              <w:bottom w:type="dxa" w:w="80"/>
+              <w:right w:type="dxa" w:w="110"/>
+            </w:tcMar>
+            <w:vAlign w:val="center"/>
+          </w:tcPr>
+          <w:p>
+            <w:r>
+              <w:rPr>
+                <w:rFonts w:ascii="Calibri" w:cs="Calibri" w:eastAsia="Calibri" w:hAnsi="Calibri"/>
+                <w:sz w:val="18"/>
+                <w:szCs w:val="18"/>
+              </w:rPr>
+              <w:t>Accepted aliases: due_date, dueDate. Unblocks CBS-08 (2+ instalments paid more than a week past their due date in the observation window).</w:t>
+            </w:r>
+          </w:p>
+        </w:tc>
+      </w:tr>
+    </w:tbl>
+    <w:p>
+      <w:pPr>
+        <w:pStyle w:val="Heading3"/>
+      </w:pPr>
+      <w:r>
+        <w:rPr>
+          <w:rFonts w:ascii="Calibri" w:hAnsi="Calibri"/>
+          <w:b w:val="0"/>
+          <w:sz w:val="21"/>
+        </w:rPr>
+        <w:t>Worked example — a delayed repayment</w:t>
+      </w:r>
+    </w:p>
+    <w:tbl>
+      <w:tblPr>
+        <w:tblW w:type="dxa" w:w="9350"/>
+        <w:tblBorders>
+          <w:top w:val="single" w:color="D8DCE3" w:sz="4"/>
+          <w:left w:val="single" w:color="D8DCE3" w:sz="4"/>
+          <w:bottom w:val="single" w:color="D8DCE3" w:sz="4"/>
+          <w:right w:val="single" w:color="D8DCE3" w:sz="4"/>
+          <w:insideH w:val="none" w:color="D8DCE3" w:sz="0"/>
+          <w:insideV w:val="none" w:color="D8DCE3" w:sz="0"/>
+        </w:tblBorders>
+      </w:tblPr>
+      <w:tblGrid>
+        <w:gridCol w:w="9350"/>
+      </w:tblGrid>
+      <w:tr>
+        <w:tc>
+          <w:tcPr>
+            <w:tcW w:type="dxa" w:w="9350"/>
+            <w:shd w:fill="F3F4F6" w:color="auto" w:val="clear"/>
+            <w:tcMar>
+              <w:top w:type="dxa" w:w="140"/>
+              <w:left w:type="dxa" w:w="180"/>
+              <w:bottom w:type="dxa" w:w="140"/>
+              <w:right w:type="dxa" w:w="180"/>
+            </w:tcMar>
+          </w:tcPr>
+          <w:p>
+            <w:pPr>
+              <w:spacing w:after="20"/>
+            </w:pPr>
+            <w:r>
+              <w:rPr>
+                <w:rFonts w:ascii="Consolas" w:cs="Consolas" w:eastAsia="Consolas" w:hAnsi="Consolas"/>
+                <w:sz w:val="19"/>
+                <w:szCs w:val="19"/>
+              </w:rPr>
+              <w:t>{ "payload": {</w:t>
+            </w:r>
+          </w:p>
+          <w:p>
+            <w:pPr>
+              <w:spacing w:after="20"/>
+            </w:pPr>
+            <w:r>
+              <w:rPr>
+                <w:rFonts w:ascii="Consolas" w:cs="Consolas" w:eastAsia="Consolas" w:hAnsi="Consolas"/>
+                <w:sz w:val="19"/>
+                <w:szCs w:val="19"/>
+              </w:rPr>
+              <w:t xml:space="preserve">    "kind": "loan_repayment",</w:t>
+            </w:r>
+          </w:p>
+          <w:p>
+            <w:pPr>
+              <w:spacing w:after="20"/>
+            </w:pPr>
+            <w:r>
+              <w:rPr>
+                <w:rFonts w:ascii="Consolas" w:cs="Consolas" w:eastAsia="Consolas" w:hAnsi="Consolas"/>
+                <w:sz w:val="19"/>
+                <w:szCs w:val="19"/>
+              </w:rPr>
+              <w:t xml:space="preserve">    "event_id": "CBS-EVT-2026-1002-99011",</w:t>
+            </w:r>
+          </w:p>
+          <w:p>
+            <w:pPr>
+              <w:spacing w:after="20"/>
+            </w:pPr>
+            <w:r>
+              <w:rPr>
+                <w:rFonts w:ascii="Consolas" w:cs="Consolas" w:eastAsia="Consolas" w:hAnsi="Consolas"/>
+                <w:sz w:val="19"/>
+                <w:szCs w:val="19"/>
+              </w:rPr>
+              <w:t xml:space="preserve">    "ts": "2026-10-02T09:00:00+05:30",</w:t>
+            </w:r>
+          </w:p>
+          <w:p>
+            <w:pPr>
+              <w:spacing w:after="20"/>
+            </w:pPr>
+            <w:r>
+              <w:rPr>
+                <w:rFonts w:ascii="Consolas" w:cs="Consolas" w:eastAsia="Consolas" w:hAnsi="Consolas"/>
+                <w:sz w:val="19"/>
+                <w:szCs w:val="19"/>
+              </w:rPr>
+              <w:t xml:space="preserve">    "account": "LN-77120-9981",</w:t>
+            </w:r>
+          </w:p>
+          <w:p>
+            <w:pPr>
+              <w:spacing w:after="20"/>
+            </w:pPr>
+            <w:r>
+              <w:rPr>
+                <w:rFonts w:ascii="Consolas" w:cs="Consolas" w:eastAsia="Consolas" w:hAnsi="Consolas"/>
+                <w:sz w:val="19"/>
+                <w:szCs w:val="19"/>
+              </w:rPr>
+              <w:t xml:space="preserve">    "amount": "45000.00",</w:t>
+            </w:r>
+          </w:p>
+          <w:p>
+            <w:pPr>
+              <w:spacing w:after="20"/>
+            </w:pPr>
+            <w:r>
+              <w:rPr>
+                <w:rFonts w:ascii="Consolas" w:cs="Consolas" w:eastAsia="Consolas" w:hAnsi="Consolas"/>
+                <w:sz w:val="19"/>
+                <w:szCs w:val="19"/>
+              </w:rPr>
+              <w:t xml:space="preserve">    "funding_source": "own_deposits",</w:t>
+            </w:r>
+          </w:p>
+          <w:p>
+            <w:pPr>
+              <w:spacing w:after="20"/>
+            </w:pPr>
+            <w:r>
+              <w:rPr>
+                <w:rFonts w:ascii="Consolas" w:cs="Consolas" w:eastAsia="Consolas" w:hAnsi="Consolas"/>
+                <w:sz w:val="19"/>
+                <w:szCs w:val="19"/>
+              </w:rPr>
+              <w:t xml:space="preserve">    "due_date": "2026-09-15"</w:t>
+            </w:r>
+          </w:p>
+          <w:p>
+            <w:pPr>
+              <w:spacing w:after="20"/>
+            </w:pPr>
+            <w:r>
+              <w:rPr>
+                <w:rFonts w:ascii="Consolas" w:cs="Consolas" w:eastAsia="Consolas" w:hAnsi="Consolas"/>
+                <w:sz w:val="19"/>
+                <w:szCs w:val="19"/>
+              </w:rPr>
+              <w:t>} }</w:t>
+            </w:r>
+          </w:p>
+        </w:tc>
+      </w:tr>
+    </w:tbl>
+    <w:p>
+      <w:r>
+        <w:rPr>
+          <w:rFonts w:ascii="Calibri" w:hAnsi="Calibri"/>
+          <w:b w:val="0"/>
+          <w:sz w:val="21"/>
+        </w:rPr>
+        <w:t>17 days past due_date — more than the 7-day grace period — so this instalment counts toward CBS-08's delayed-repayment total for this account.</w:t>
+      </w:r>
+    </w:p>
     <w:sectPr>
       <w:headerReference w:type="default" r:id="rId11"/>
       <w:footerReference w:type="default" r:id="rId12"/>
